--- a/EXPORTS/DOCX/review/niveau2/Dutch/Guyana.docx
+++ b/EXPORTS/DOCX/review/niveau2/Dutch/Guyana.docx
@@ -108,7 +108,7 @@
           <w:color w:val="000000"/>
           <w:sz w:val="24"/>
         </w:rPr>
-        <w:t>Museum De Waag, Deventer</w:t>
+        <w:t>Museum De Waag, Deventer test</w:t>
       </w:r>
     </w:p>
     <w:p>

--- a/EXPORTS/DOCX/review/niveau2/Dutch/Guyana.docx
+++ b/EXPORTS/DOCX/review/niveau2/Dutch/Guyana.docx
@@ -108,7 +108,7 @@
           <w:color w:val="000000"/>
           <w:sz w:val="24"/>
         </w:rPr>
-        <w:t>Museum De Waag, Deventer test</w:t>
+        <w:t>Museum De Waag, Deventer</w:t>
       </w:r>
     </w:p>
     <w:p>
@@ -598,8 +598,8 @@
         <w:autoSpaceDN w:val="0"/>
         <w:autoSpaceDE w:val="0"/>
         <w:widowControl/>
-        <w:spacing w:line="354" w:lineRule="exact" w:before="174" w:after="0"/>
-        <w:ind w:left="0" w:right="0" w:firstLine="0"/>
+        <w:spacing w:line="288" w:lineRule="exact" w:before="240" w:after="0"/>
+        <w:ind w:left="0" w:right="1008" w:firstLine="0"/>
         <w:jc w:val="left"/>
       </w:pPr>
       <w:r>
@@ -610,7 +610,17 @@
           <w:color w:val="000000"/>
           <w:sz w:val="24"/>
         </w:rPr>
-        <w:t>last edited by Maarten van der Bent as original_author on 2026-01-12</w:t>
+        <w:t xml:space="preserve">last edited by Maarten van der Bent as original_author on 2026-01-12 (applies to section: </w:t>
+      </w:r>
+      <w:r>
+        <w:rPr>
+          <w:rFonts w:ascii="Charis SIL Italic" w:hAnsi="Charis SIL Italic" w:eastAsia="Charis SIL Italic"/>
+          <w:b w:val="0"/>
+          <w:i/>
+          <w:color w:val="000000"/>
+          <w:sz w:val="24"/>
+        </w:rPr>
+        <w:t>undefined)</w:t>
       </w:r>
     </w:p>
     <w:sectPr>

--- a/EXPORTS/DOCX/review/niveau2/Dutch/Guyana.docx
+++ b/EXPORTS/DOCX/review/niveau2/Dutch/Guyana.docx
@@ -203,6 +203,197 @@
         <w:autoSpaceDN w:val="0"/>
         <w:autoSpaceDE w:val="0"/>
         <w:widowControl/>
+        <w:spacing w:line="360" w:lineRule="exact" w:before="254" w:after="0"/>
+        <w:ind w:left="0" w:right="0" w:firstLine="0"/>
+        <w:jc w:val="left"/>
+      </w:pPr>
+      <w:r>
+        <w:rPr>
+          <w:rFonts w:ascii="Charis SIL Bold" w:hAnsi="Charis SIL Bold" w:eastAsia="Charis SIL Bold"/>
+          <w:b/>
+          <w:i w:val="0"/>
+          <w:color w:val="000000"/>
+          <w:sz w:val="24"/>
+        </w:rPr>
+        <w:t>KZGW</w:t>
+      </w:r>
+    </w:p>
+    <w:p>
+      <w:pPr>
+        <w:autoSpaceDN w:val="0"/>
+        <w:tabs>
+          <w:tab w:pos="600" w:val="left"/>
+        </w:tabs>
+        <w:autoSpaceDE w:val="0"/>
+        <w:widowControl/>
+        <w:spacing w:line="288" w:lineRule="exact" w:before="312" w:after="0"/>
+        <w:ind w:left="388" w:right="576" w:firstLine="0"/>
+        <w:jc w:val="left"/>
+      </w:pPr>
+      <w:r>
+        <w:rPr>
+          <w:rFonts w:ascii="Charis SIL Regular" w:hAnsi="Charis SIL Regular" w:eastAsia="Charis SIL Regular"/>
+          <w:b w:val="0"/>
+          <w:i w:val="0"/>
+          <w:color w:val="000000"/>
+          <w:sz w:val="24"/>
+        </w:rPr>
+        <w:t xml:space="preserve">•  </w:t>
+      </w:r>
+      <w:r>
+        <w:rPr>
+          <w:rFonts w:ascii="Charis SIL Regular" w:hAnsi="Charis SIL Regular" w:eastAsia="Charis SIL Regular"/>
+          <w:b w:val="0"/>
+          <w:i w:val="0"/>
+          <w:color w:val="0000FF"/>
+          <w:sz w:val="24"/>
+          <w:u w:val="single"/>
+        </w:rPr>
+        <w:hyperlink r:id="rId10" w:history="1">
+          <w:r>
+            <w:rPr>
+              <w:rStyle w:val="Hyperlink"/>
+            </w:rPr>
+            <w:t>Schenkingen</w:t>
+          </w:r>
+        </w:hyperlink>
+      </w:r>
+      <w:r>
+        <w:rPr>
+          <w:rFonts w:ascii="Charis SIL Regular" w:hAnsi="Charis SIL Regular" w:eastAsia="Charis SIL Regular"/>
+          <w:b w:val="0"/>
+          <w:i w:val="0"/>
+          <w:color w:val="000000"/>
+          <w:sz w:val="24"/>
+        </w:rPr>
+        <w:t xml:space="preserve"> van Leendert van der Linde - </w:t>
+      </w:r>
+      <w:r>
+        <w:rPr>
+          <w:rFonts w:ascii="Charis SIL Regular" w:hAnsi="Charis SIL Regular" w:eastAsia="Charis SIL Regular"/>
+          <w:b w:val="0"/>
+          <w:i w:val="0"/>
+          <w:color w:val="0000FF"/>
+          <w:sz w:val="24"/>
+          <w:u w:val="single"/>
+        </w:rPr>
+        <w:hyperlink r:id="rId11" w:history="1">
+          <w:r>
+            <w:rPr>
+              <w:rStyle w:val="Hyperlink"/>
+            </w:rPr>
+            <w:t>Schenkingen</w:t>
+          </w:r>
+        </w:hyperlink>
+      </w:r>
+      <w:r>
+        <w:rPr>
+          <w:rFonts w:ascii="Charis SIL Regular" w:hAnsi="Charis SIL Regular" w:eastAsia="Charis SIL Regular"/>
+          <w:b w:val="0"/>
+          <w:i w:val="0"/>
+          <w:color w:val="000000"/>
+          <w:sz w:val="24"/>
+        </w:rPr>
+        <w:t xml:space="preserve"> van Nicolaas Hugenholtz -</w:t>
+      </w:r>
+      <w:r>
+        <w:rPr>
+          <w:rFonts w:ascii="Charis SIL Regular" w:hAnsi="Charis SIL Regular" w:eastAsia="Charis SIL Regular"/>
+          <w:b w:val="0"/>
+          <w:i w:val="0"/>
+          <w:color w:val="0000FF"/>
+          <w:sz w:val="24"/>
+          <w:u w:val="single"/>
+        </w:rPr>
+        <w:hyperlink r:id="rId10" w:history="1">
+          <w:r>
+            <w:rPr>
+              <w:rStyle w:val="Hyperlink"/>
+            </w:rPr>
+            <w:t>Schenkingen</w:t>
+          </w:r>
+        </w:hyperlink>
+      </w:r>
+      <w:r>
+        <w:rPr>
+          <w:rFonts w:ascii="Charis SIL Regular" w:hAnsi="Charis SIL Regular" w:eastAsia="Charis SIL Regular"/>
+          <w:b w:val="0"/>
+          <w:i w:val="0"/>
+          <w:color w:val="000000"/>
+          <w:sz w:val="24"/>
+        </w:rPr>
+        <w:t xml:space="preserve"> van Justus Tjeenk - </w:t>
+      </w:r>
+      <w:r>
+        <w:rPr>
+          <w:rFonts w:ascii="Charis SIL Regular" w:hAnsi="Charis SIL Regular" w:eastAsia="Charis SIL Regular"/>
+          <w:b w:val="0"/>
+          <w:i w:val="0"/>
+          <w:color w:val="0000FF"/>
+          <w:sz w:val="24"/>
+          <w:u w:val="single"/>
+        </w:rPr>
+        <w:hyperlink r:id="rId12" w:history="1">
+          <w:r>
+            <w:rPr>
+              <w:rStyle w:val="Hyperlink"/>
+            </w:rPr>
+            <w:t>Schenkin</w:t>
+          </w:r>
+        </w:hyperlink>
+      </w:r>
+      <w:r>
+        <w:rPr>
+          <w:rFonts w:ascii="Charis SIL Regular" w:hAnsi="Charis SIL Regular" w:eastAsia="Charis SIL Regular"/>
+          <w:b w:val="0"/>
+          <w:i w:val="0"/>
+          <w:color w:val="0000FF"/>
+          <w:sz w:val="24"/>
+          <w:u w:val="single"/>
+        </w:rPr>
+        <w:hyperlink r:id="rId11" w:history="1">
+          <w:r>
+            <w:rPr>
+              <w:rStyle w:val="Hyperlink"/>
+            </w:rPr>
+            <w:t>gen</w:t>
+          </w:r>
+        </w:hyperlink>
+      </w:r>
+      <w:r>
+        <w:rPr>
+          <w:u w:val="single" w:color="0000ff"/>
+          <w:rFonts w:ascii="Charis SIL Regular" w:hAnsi="Charis SIL Regular" w:eastAsia="Charis SIL Regular"/>
+          <w:b w:val="0"/>
+          <w:i w:val="0"/>
+          <w:color w:val="000000"/>
+          <w:sz w:val="24"/>
+        </w:rPr>
+        <w:hyperlink r:id="rId11" w:history="1">
+          <w:r>
+            <w:rPr>
+              <w:rStyle w:val="Hyperlink"/>
+            </w:rPr>
+            <w:t xml:space="preserve"> van Abra</w:t>
+          </w:r>
+        </w:hyperlink>
+      </w:r>
+      <w:r>
+        <w:rPr>
+          <w:rFonts w:ascii="Charis SIL Regular" w:hAnsi="Charis SIL Regular" w:eastAsia="Charis SIL Regular"/>
+          <w:b w:val="0"/>
+          <w:i w:val="0"/>
+          <w:color w:val="000000"/>
+          <w:sz w:val="24"/>
+        </w:rPr>
+        <w:t>ham Louijssen</w:t>
+      </w:r>
+    </w:p>
+    <w:p>
+      <w:pPr>
+        <w:autoSpaceDN w:val="0"/>
+        <w:autoSpaceDE w:val="0"/>
+        <w:widowControl/>
         <w:spacing w:line="420" w:lineRule="exact" w:before="204" w:after="0"/>
         <w:ind w:left="0" w:right="0" w:firstLine="0"/>
         <w:jc w:val="left"/>
@@ -243,7 +434,7 @@
         <w:autoSpaceDN w:val="0"/>
         <w:autoSpaceDE w:val="0"/>
         <w:widowControl/>
-        <w:spacing w:line="538" w:lineRule="exact" w:before="192" w:after="0"/>
+        <w:spacing w:line="540" w:lineRule="exact" w:before="192" w:after="0"/>
         <w:ind w:left="0" w:right="0" w:firstLine="0"/>
         <w:jc w:val="left"/>
       </w:pPr>
@@ -263,7 +454,7 @@
         <w:autoSpaceDN w:val="0"/>
         <w:autoSpaceDE w:val="0"/>
         <w:widowControl/>
-        <w:spacing w:line="288" w:lineRule="exact" w:before="294" w:after="0"/>
+        <w:spacing w:line="288" w:lineRule="exact" w:before="292" w:after="0"/>
         <w:ind w:left="388" w:right="3600" w:firstLine="0"/>
         <w:jc w:val="left"/>
       </w:pPr>
@@ -578,7 +769,7 @@
         <w:autoSpaceDN w:val="0"/>
         <w:autoSpaceDE w:val="0"/>
         <w:widowControl/>
-        <w:spacing w:line="354" w:lineRule="exact" w:before="228" w:after="0"/>
+        <w:spacing w:line="352" w:lineRule="exact" w:before="230" w:after="0"/>
         <w:ind w:left="0" w:right="0" w:firstLine="0"/>
         <w:jc w:val="left"/>
       </w:pPr>
@@ -625,7 +816,7 @@
     </w:p>
     <w:sectPr>
       <w:pgSz w:w="11900" w:h="16840"/>
-      <w:pgMar w:top="448" w:right="940" w:bottom="1440" w:left="960" w:header="720" w:footer="720" w:gutter="0"/>
+      <w:pgMar w:top="448" w:right="940" w:bottom="1100" w:left="960" w:header="720" w:footer="720" w:gutter="0"/>
       <w:cols/>
       <w:docGrid w:linePitch="360"/>
     </w:sectPr>

--- a/EXPORTS/DOCX/review/niveau2/Dutch/Guyana.docx
+++ b/EXPORTS/DOCX/review/niveau2/Dutch/Guyana.docx
@@ -351,7 +351,7 @@
           <w:sz w:val="24"/>
           <w:u w:val="single"/>
         </w:rPr>
-        <w:hyperlink r:id="rId11" w:history="1">
+        <w:hyperlink r:id="rId12" w:history="1">
           <w:r>
             <w:rPr>
               <w:rStyle w:val="Hyperlink"/>

--- a/EXPORTS/DOCX/review/niveau2/Dutch/Guyana.docx
+++ b/EXPORTS/DOCX/review/niveau2/Dutch/Guyana.docx
@@ -305,7 +305,7 @@
           <w:sz w:val="24"/>
           <w:u w:val="single"/>
         </w:rPr>
-        <w:hyperlink r:id="rId10" w:history="1">
+        <w:hyperlink r:id="rId12" w:history="1">
           <w:r>
             <w:rPr>
               <w:rStyle w:val="Hyperlink"/>
@@ -333,7 +333,7 @@
           <w:sz w:val="24"/>
           <w:u w:val="single"/>
         </w:rPr>
-        <w:hyperlink r:id="rId12" w:history="1">
+        <w:hyperlink r:id="rId13" w:history="1">
           <w:r>
             <w:rPr>
               <w:rStyle w:val="Hyperlink"/>
@@ -351,7 +351,7 @@
           <w:sz w:val="24"/>
           <w:u w:val="single"/>
         </w:rPr>
-        <w:hyperlink r:id="rId12" w:history="1">
+        <w:hyperlink r:id="rId13" w:history="1">
           <w:r>
             <w:rPr>
               <w:rStyle w:val="Hyperlink"/>

--- a/EXPORTS/DOCX/review/niveau2/Dutch/Guyana.docx
+++ b/EXPORTS/DOCX/review/niveau2/Dutch/Guyana.docx
@@ -305,7 +305,7 @@
           <w:sz w:val="24"/>
           <w:u w:val="single"/>
         </w:rPr>
-        <w:hyperlink r:id="rId12" w:history="1">
+        <w:hyperlink r:id="rId10" w:history="1">
           <w:r>
             <w:rPr>
               <w:rStyle w:val="Hyperlink"/>
@@ -331,9 +331,8 @@
           <w:i w:val="0"/>
           <w:color w:val="0000FF"/>
           <w:sz w:val="24"/>
-          <w:u w:val="single"/>
         </w:rPr>
-        <w:hyperlink r:id="rId13" w:history="1">
+        <w:hyperlink r:id="rId12" w:history="1">
           <w:r>
             <w:rPr>
               <w:rStyle w:val="Hyperlink"/>
@@ -351,7 +350,7 @@
           <w:sz w:val="24"/>
           <w:u w:val="single"/>
         </w:rPr>
-        <w:hyperlink r:id="rId13" w:history="1">
+        <w:hyperlink r:id="rId12" w:history="1">
           <w:r>
             <w:rPr>
               <w:rStyle w:val="Hyperlink"/>

--- a/EXPORTS/DOCX/review/niveau2/Dutch/Guyana.docx
+++ b/EXPORTS/DOCX/review/niveau2/Dutch/Guyana.docx
@@ -331,6 +331,7 @@
           <w:i w:val="0"/>
           <w:color w:val="0000FF"/>
           <w:sz w:val="24"/>
+          <w:u w:val="single"/>
         </w:rPr>
         <w:hyperlink r:id="rId12" w:history="1">
           <w:r>
@@ -350,7 +351,7 @@
           <w:sz w:val="24"/>
           <w:u w:val="single"/>
         </w:rPr>
-        <w:hyperlink r:id="rId12" w:history="1">
+        <w:hyperlink r:id="rId11" w:history="1">
           <w:r>
             <w:rPr>
               <w:rStyle w:val="Hyperlink"/>

--- a/EXPORTS/DOCX/review/niveau2/Dutch/Guyana.docx
+++ b/EXPORTS/DOCX/review/niveau2/Dutch/Guyana.docx
@@ -117,7 +117,7 @@
         <w:autoSpaceDE w:val="0"/>
         <w:widowControl/>
         <w:spacing w:line="288" w:lineRule="exact" w:before="312" w:after="0"/>
-        <w:ind w:left="600" w:right="432" w:hanging="212"/>
+        <w:ind w:left="600" w:right="144" w:hanging="212"/>
         <w:jc w:val="left"/>
       </w:pPr>
       <w:r>
@@ -221,13 +221,10 @@
     <w:p>
       <w:pPr>
         <w:autoSpaceDN w:val="0"/>
-        <w:tabs>
-          <w:tab w:pos="600" w:val="left"/>
-        </w:tabs>
         <w:autoSpaceDE w:val="0"/>
         <w:widowControl/>
         <w:spacing w:line="288" w:lineRule="exact" w:before="312" w:after="0"/>
-        <w:ind w:left="388" w:right="576" w:firstLine="0"/>
+        <w:ind w:left="600" w:right="0" w:hanging="212"/>
         <w:jc w:val="left"/>
       </w:pPr>
       <w:r>
@@ -266,7 +263,7 @@
           <w:color w:val="000000"/>
           <w:sz w:val="24"/>
         </w:rPr>
-        <w:t xml:space="preserve"> van Leendert van der Linde - </w:t>
+        <w:t xml:space="preserve"> van </w:t>
       </w:r>
       <w:r>
         <w:rPr>
@@ -278,6 +275,121 @@
           <w:u w:val="single"/>
         </w:rPr>
         <w:hyperlink r:id="rId11" w:history="1">
+          <w:r>
+            <w:rPr>
+              <w:rStyle w:val="Hyperlink"/>
+            </w:rPr>
+            <w:t>Leendert</w:t>
+          </w:r>
+        </w:hyperlink>
+      </w:r>
+      <w:r>
+        <w:rPr>
+          <w:rFonts w:ascii="Charis SIL Regular" w:hAnsi="Charis SIL Regular" w:eastAsia="Charis SIL Regular"/>
+          <w:b w:val="0"/>
+          <w:i w:val="0"/>
+          <w:color w:val="0000FF"/>
+          <w:sz w:val="24"/>
+          <w:u w:val="single"/>
+        </w:rPr>
+        <w:t xml:space="preserve"> </w:t>
+      </w:r>
+      <w:r>
+        <w:rPr>
+          <w:rFonts w:ascii="Charis SIL Regular" w:hAnsi="Charis SIL Regular" w:eastAsia="Charis SIL Regular"/>
+          <w:b w:val="0"/>
+          <w:i w:val="0"/>
+          <w:color w:val="0000FF"/>
+          <w:sz w:val="24"/>
+          <w:u w:val="single"/>
+        </w:rPr>
+        <w:hyperlink r:id="rId11" w:history="1">
+          <w:r>
+            <w:rPr>
+              <w:rStyle w:val="Hyperlink"/>
+            </w:rPr>
+            <w:t>van</w:t>
+          </w:r>
+        </w:hyperlink>
+      </w:r>
+      <w:r>
+        <w:rPr>
+          <w:rFonts w:ascii="Charis SIL Regular" w:hAnsi="Charis SIL Regular" w:eastAsia="Charis SIL Regular"/>
+          <w:b w:val="0"/>
+          <w:i w:val="0"/>
+          <w:color w:val="0000FF"/>
+          <w:sz w:val="24"/>
+          <w:u w:val="single"/>
+        </w:rPr>
+        <w:t xml:space="preserve"> </w:t>
+      </w:r>
+      <w:r>
+        <w:rPr>
+          <w:rFonts w:ascii="Charis SIL Regular" w:hAnsi="Charis SIL Regular" w:eastAsia="Charis SIL Regular"/>
+          <w:b w:val="0"/>
+          <w:i w:val="0"/>
+          <w:color w:val="0000FF"/>
+          <w:sz w:val="24"/>
+          <w:u w:val="single"/>
+        </w:rPr>
+        <w:hyperlink r:id="rId11" w:history="1">
+          <w:r>
+            <w:rPr>
+              <w:rStyle w:val="Hyperlink"/>
+            </w:rPr>
+            <w:t>der</w:t>
+          </w:r>
+        </w:hyperlink>
+      </w:r>
+      <w:r>
+        <w:rPr>
+          <w:rFonts w:ascii="Charis SIL Regular" w:hAnsi="Charis SIL Regular" w:eastAsia="Charis SIL Regular"/>
+          <w:b w:val="0"/>
+          <w:i w:val="0"/>
+          <w:color w:val="0000FF"/>
+          <w:sz w:val="24"/>
+          <w:u w:val="single"/>
+        </w:rPr>
+        <w:t xml:space="preserve"> </w:t>
+      </w:r>
+      <w:r>
+        <w:rPr>
+          <w:rFonts w:ascii="Charis SIL Regular" w:hAnsi="Charis SIL Regular" w:eastAsia="Charis SIL Regular"/>
+          <w:b w:val="0"/>
+          <w:i w:val="0"/>
+          <w:color w:val="0000FF"/>
+          <w:sz w:val="24"/>
+          <w:u w:val="single"/>
+        </w:rPr>
+        <w:hyperlink r:id="rId11" w:history="1">
+          <w:r>
+            <w:rPr>
+              <w:rStyle w:val="Hyperlink"/>
+            </w:rPr>
+            <w:t>Linde</w:t>
+          </w:r>
+        </w:hyperlink>
+      </w:r>
+      <w:r>
+        <w:rPr>
+          <w:rFonts w:ascii="Charis SIL Regular" w:hAnsi="Charis SIL Regular" w:eastAsia="Charis SIL Regular"/>
+          <w:b w:val="0"/>
+          <w:i w:val="0"/>
+          <w:color w:val="000000"/>
+          <w:sz w:val="24"/>
+        </w:rPr>
+        <w:t xml:space="preserve"> * </w:t>
+      </w:r>
+      <w:r>
+        <w:rPr>
+          <w:rFonts w:ascii="Charis SIL Regular" w:hAnsi="Charis SIL Regular" w:eastAsia="Charis SIL Regular"/>
+          <w:b w:val="0"/>
+          <w:i w:val="0"/>
+          <w:color w:val="0000FF"/>
+          <w:sz w:val="24"/>
+          <w:u w:val="single"/>
+        </w:rPr>
+        <w:hyperlink r:id="rId12" w:history="1">
           <w:r>
             <w:rPr>
               <w:rStyle w:val="Hyperlink"/>
@@ -294,7 +406,7 @@
           <w:color w:val="000000"/>
           <w:sz w:val="24"/>
         </w:rPr>
-        <w:t xml:space="preserve"> van Nicolaas Hugenholtz -</w:t>
+        <w:t xml:space="preserve"> van </w:t>
       </w:r>
       <w:r>
         <w:rPr>
@@ -305,12 +417,41 @@
           <w:sz w:val="24"/>
           <w:u w:val="single"/>
         </w:rPr>
-        <w:hyperlink r:id="rId10" w:history="1">
+        <w:hyperlink r:id="rId13" w:history="1">
           <w:r>
             <w:rPr>
               <w:rStyle w:val="Hyperlink"/>
             </w:rPr>
-            <w:t>Schenkingen</w:t>
+            <w:t>Nicolaas</w:t>
+          </w:r>
+        </w:hyperlink>
+      </w:r>
+      <w:r>
+        <w:rPr>
+          <w:rFonts w:ascii="Charis SIL Regular" w:hAnsi="Charis SIL Regular" w:eastAsia="Charis SIL Regular"/>
+          <w:b w:val="0"/>
+          <w:i w:val="0"/>
+          <w:color w:val="0000FF"/>
+          <w:sz w:val="24"/>
+          <w:u w:val="single"/>
+        </w:rPr>
+        <w:t xml:space="preserve"> </w:t>
+      </w:r>
+      <w:r>
+        <w:rPr>
+          <w:rFonts w:ascii="Charis SIL Regular" w:hAnsi="Charis SIL Regular" w:eastAsia="Charis SIL Regular"/>
+          <w:b w:val="0"/>
+          <w:i w:val="0"/>
+          <w:color w:val="0000FF"/>
+          <w:sz w:val="24"/>
+          <w:u w:val="single"/>
+        </w:rPr>
+        <w:hyperlink r:id="rId13" w:history="1">
+          <w:r>
+            <w:rPr>
+              <w:rStyle w:val="Hyperlink"/>
+            </w:rPr>
+            <w:t>Hugenholtz</w:t>
           </w:r>
         </w:hyperlink>
       </w:r>
@@ -322,7 +463,7 @@
           <w:color w:val="000000"/>
           <w:sz w:val="24"/>
         </w:rPr>
-        <w:t xml:space="preserve"> van Justus Tjeenk - </w:t>
+        <w:t xml:space="preserve">, in </w:t>
       </w:r>
       <w:r>
         <w:rPr>
@@ -333,12 +474,204 @@
           <w:sz w:val="24"/>
           <w:u w:val="single"/>
         </w:rPr>
-        <w:hyperlink r:id="rId12" w:history="1">
+        <w:hyperlink r:id="rId14" w:history="1">
           <w:r>
             <w:rPr>
               <w:rStyle w:val="Hyperlink"/>
             </w:rPr>
-            <w:t>Schenkin</w:t>
+            <w:t>Zeeland</w:t>
+          </w:r>
+        </w:hyperlink>
+      </w:r>
+      <w:r>
+        <w:rPr>
+          <w:rFonts w:ascii="Charis SIL Regular" w:hAnsi="Charis SIL Regular" w:eastAsia="Charis SIL Regular"/>
+          <w:b w:val="0"/>
+          <w:i w:val="0"/>
+          <w:color w:val="0000FF"/>
+          <w:sz w:val="24"/>
+          <w:u w:val="single"/>
+        </w:rPr>
+        <w:t xml:space="preserve"> </w:t>
+      </w:r>
+      <w:r>
+        <w:rPr>
+          <w:rFonts w:ascii="Charis SIL Regular" w:hAnsi="Charis SIL Regular" w:eastAsia="Charis SIL Regular"/>
+          <w:b w:val="0"/>
+          <w:i w:val="0"/>
+          <w:color w:val="0000FF"/>
+          <w:sz w:val="24"/>
+          <w:u w:val="single"/>
+        </w:rPr>
+        <w:hyperlink r:id="rId14" w:history="1">
+          <w:r>
+            <w:rPr>
+              <w:rStyle w:val="Hyperlink"/>
+            </w:rPr>
+            <w:t>jrg.</w:t>
+          </w:r>
+        </w:hyperlink>
+      </w:r>
+      <w:r>
+        <w:rPr>
+          <w:rFonts w:ascii="Charis SIL Regular" w:hAnsi="Charis SIL Regular" w:eastAsia="Charis SIL Regular"/>
+          <w:b w:val="0"/>
+          <w:i w:val="0"/>
+          <w:color w:val="0000FF"/>
+          <w:sz w:val="24"/>
+          <w:u w:val="single"/>
+        </w:rPr>
+        <w:t xml:space="preserve"> </w:t>
+      </w:r>
+      <w:r>
+        <w:rPr>
+          <w:rFonts w:ascii="Charis SIL Regular" w:hAnsi="Charis SIL Regular" w:eastAsia="Charis SIL Regular"/>
+          <w:b w:val="0"/>
+          <w:i w:val="0"/>
+          <w:color w:val="0000FF"/>
+          <w:sz w:val="24"/>
+          <w:u w:val="single"/>
+        </w:rPr>
+        <w:hyperlink r:id="rId14" w:history="1">
+          <w:r>
+            <w:rPr>
+              <w:rStyle w:val="Hyperlink"/>
+            </w:rPr>
+            <w:t>28</w:t>
+          </w:r>
+        </w:hyperlink>
+      </w:r>
+      <w:r>
+        <w:rPr>
+          <w:rFonts w:ascii="Charis SIL Regular" w:hAnsi="Charis SIL Regular" w:eastAsia="Charis SIL Regular"/>
+          <w:b w:val="0"/>
+          <w:i w:val="0"/>
+          <w:color w:val="0000FF"/>
+          <w:sz w:val="24"/>
+          <w:u w:val="single"/>
+        </w:rPr>
+        <w:t xml:space="preserve"> </w:t>
+      </w:r>
+      <w:r>
+        <w:rPr>
+          <w:rFonts w:ascii="Charis SIL Regular" w:hAnsi="Charis SIL Regular" w:eastAsia="Charis SIL Regular"/>
+          <w:b w:val="0"/>
+          <w:i w:val="0"/>
+          <w:color w:val="0000FF"/>
+          <w:sz w:val="24"/>
+          <w:u w:val="single"/>
+        </w:rPr>
+        <w:hyperlink r:id="rId14" w:history="1">
+          <w:r>
+            <w:rPr>
+              <w:rStyle w:val="Hyperlink"/>
+            </w:rPr>
+            <w:t>(2</w:t>
+          </w:r>
+        </w:hyperlink>
+      </w:r>
+      <w:r>
+        <w:rPr>
+          <w:rFonts w:ascii="Charis SIL Regular" w:hAnsi="Charis SIL Regular" w:eastAsia="Charis SIL Regular"/>
+          <w:b w:val="0"/>
+          <w:i w:val="0"/>
+          <w:color w:val="0000FF"/>
+          <w:sz w:val="24"/>
+          <w:u w:val="single"/>
+        </w:rPr>
+        <w:hyperlink r:id="rId14" w:history="1">
+          <w:r>
+            <w:rPr>
+              <w:rStyle w:val="Hyperlink"/>
+            </w:rPr>
+            <w:t>019)</w:t>
+          </w:r>
+        </w:hyperlink>
+      </w:r>
+      <w:r>
+        <w:rPr>
+          <w:rFonts w:ascii="Charis SIL Regular" w:hAnsi="Charis SIL Regular" w:eastAsia="Charis SIL Regular"/>
+          <w:b w:val="0"/>
+          <w:i w:val="0"/>
+          <w:color w:val="0000FF"/>
+          <w:sz w:val="24"/>
+          <w:u w:val="single"/>
+        </w:rPr>
+        <w:t xml:space="preserve"> </w:t>
+      </w:r>
+      <w:r>
+        <w:rPr>
+          <w:rFonts w:ascii="Charis SIL Regular" w:hAnsi="Charis SIL Regular" w:eastAsia="Charis SIL Regular"/>
+          <w:b w:val="0"/>
+          <w:i w:val="0"/>
+          <w:color w:val="0000FF"/>
+          <w:sz w:val="24"/>
+          <w:u w:val="single"/>
+        </w:rPr>
+        <w:hyperlink r:id="rId14" w:history="1">
+          <w:r>
+            <w:rPr>
+              <w:rStyle w:val="Hyperlink"/>
+            </w:rPr>
+            <w:t>nr.</w:t>
+          </w:r>
+        </w:hyperlink>
+      </w:r>
+      <w:r>
+        <w:rPr>
+          <w:rFonts w:ascii="Charis SIL Regular" w:hAnsi="Charis SIL Regular" w:eastAsia="Charis SIL Regular"/>
+          <w:b w:val="0"/>
+          <w:i w:val="0"/>
+          <w:color w:val="0000FF"/>
+          <w:sz w:val="24"/>
+          <w:u w:val="single"/>
+        </w:rPr>
+        <w:t xml:space="preserve"> </w:t>
+      </w:r>
+      <w:r>
+        <w:rPr>
+          <w:rFonts w:ascii="Charis SIL Regular" w:hAnsi="Charis SIL Regular" w:eastAsia="Charis SIL Regular"/>
+          <w:b w:val="0"/>
+          <w:i w:val="0"/>
+          <w:color w:val="0000FF"/>
+          <w:sz w:val="24"/>
+          <w:u w:val="single"/>
+        </w:rPr>
+        <w:hyperlink r:id="rId14" w:history="1">
+          <w:r>
+            <w:rPr>
+              <w:rStyle w:val="Hyperlink"/>
+            </w:rPr>
+            <w:t>4,</w:t>
+          </w:r>
+        </w:hyperlink>
+      </w:r>
+      <w:r>
+        <w:rPr>
+          <w:rFonts w:ascii="Charis SIL Regular" w:hAnsi="Charis SIL Regular" w:eastAsia="Charis SIL Regular"/>
+          <w:b w:val="0"/>
+          <w:i w:val="0"/>
+          <w:color w:val="0000FF"/>
+          <w:sz w:val="24"/>
+          <w:u w:val="single"/>
+        </w:rPr>
+        <w:t xml:space="preserve"> </w:t>
+      </w:r>
+      <w:r>
+        <w:rPr>
+          <w:rFonts w:ascii="Charis SIL Regular" w:hAnsi="Charis SIL Regular" w:eastAsia="Charis SIL Regular"/>
+          <w:b w:val="0"/>
+          <w:i w:val="0"/>
+          <w:color w:val="0000FF"/>
+          <w:sz w:val="24"/>
+          <w:u w:val="single"/>
+        </w:rPr>
+        <w:hyperlink r:id="rId14" w:history="1">
+          <w:r>
+            <w:rPr>
+              <w:rStyle w:val="Hyperlink"/>
+            </w:rPr>
+            <w:t>1</w:t>
           </w:r>
         </w:hyperlink>
       </w:r>
@@ -356,7 +689,43 @@
             <w:rPr>
               <w:rStyle w:val="Hyperlink"/>
             </w:rPr>
-            <w:t>gen</w:t>
+            <w:t>3</w:t>
+          </w:r>
+        </w:hyperlink>
+      </w:r>
+      <w:r>
+        <w:rPr>
+          <w:rFonts w:ascii="Charis SIL Regular" w:hAnsi="Charis SIL Regular" w:eastAsia="Charis SIL Regular"/>
+          <w:b w:val="0"/>
+          <w:i w:val="0"/>
+          <w:color w:val="0000FF"/>
+          <w:sz w:val="24"/>
+          <w:u w:val="single"/>
+        </w:rPr>
+        <w:hyperlink r:id="rId11" w:history="1">
+          <w:r>
+            <w:rPr>
+              <w:rStyle w:val="Hyperlink"/>
+            </w:rPr>
+            <w:t>9-1</w:t>
+          </w:r>
+        </w:hyperlink>
+      </w:r>
+      <w:r>
+        <w:rPr>
+          <w:rFonts w:ascii="Charis SIL Regular" w:hAnsi="Charis SIL Regular" w:eastAsia="Charis SIL Regular"/>
+          <w:b w:val="0"/>
+          <w:i w:val="0"/>
+          <w:color w:val="0000FF"/>
+          <w:sz w:val="24"/>
+          <w:u w:val="single"/>
+        </w:rPr>
+        <w:hyperlink r:id="rId11" w:history="1">
+          <w:r>
+            <w:rPr>
+              <w:rStyle w:val="Hyperlink"/>
+            </w:rPr>
+            <w:t>41</w:t>
           </w:r>
         </w:hyperlink>
       </w:r>
@@ -374,7 +743,7 @@
             <w:rPr>
               <w:rStyle w:val="Hyperlink"/>
             </w:rPr>
-            <w:t xml:space="preserve"> van Abra</w:t>
+            <w:t xml:space="preserve"> be</w:t>
           </w:r>
         </w:hyperlink>
       </w:r>
@@ -386,7 +755,397 @@
           <w:color w:val="000000"/>
           <w:sz w:val="24"/>
         </w:rPr>
-        <w:t>ham Louijssen</w:t>
+        <w:t>sc</w:t>
+      </w:r>
+      <w:r>
+        <w:rPr>
+          <w:u w:val="single" w:color="0000ff"/>
+          <w:rFonts w:ascii="Charis SIL Regular" w:hAnsi="Charis SIL Regular" w:eastAsia="Charis SIL Regular"/>
+          <w:b w:val="0"/>
+          <w:i w:val="0"/>
+          <w:color w:val="000000"/>
+          <w:sz w:val="24"/>
+        </w:rPr>
+        <w:hyperlink r:id="rId12" w:history="1">
+          <w:r>
+            <w:rPr>
+              <w:rStyle w:val="Hyperlink"/>
+            </w:rPr>
+            <w:t xml:space="preserve">hreven door </w:t>
+          </w:r>
+        </w:hyperlink>
+      </w:r>
+      <w:r>
+        <w:rPr>
+          <w:rFonts w:ascii="Charis SIL Regular" w:hAnsi="Charis SIL Regular" w:eastAsia="Charis SIL Regular"/>
+          <w:b w:val="0"/>
+          <w:i w:val="0"/>
+          <w:color w:val="000000"/>
+          <w:sz w:val="24"/>
+        </w:rPr>
+        <w:t>Gerar</w:t>
+      </w:r>
+      <w:r>
+        <w:rPr>
+          <w:u w:val="single" w:color="0000ff"/>
+          <w:rFonts w:ascii="Charis SIL Regular" w:hAnsi="Charis SIL Regular" w:eastAsia="Charis SIL Regular"/>
+          <w:b w:val="0"/>
+          <w:i w:val="0"/>
+          <w:color w:val="000000"/>
+          <w:sz w:val="24"/>
+        </w:rPr>
+        <w:hyperlink r:id="rId13" w:history="1">
+          <w:r>
+            <w:rPr>
+              <w:rStyle w:val="Hyperlink"/>
+            </w:rPr>
+            <w:t>d Heere</w:t>
+          </w:r>
+        </w:hyperlink>
+      </w:r>
+      <w:r>
+        <w:rPr>
+          <w:u w:val="single" w:color="0000ff"/>
+          <w:rFonts w:ascii="Charis SIL Regular" w:hAnsi="Charis SIL Regular" w:eastAsia="Charis SIL Regular"/>
+          <w:b w:val="0"/>
+          <w:i w:val="0"/>
+          <w:color w:val="000000"/>
+          <w:sz w:val="24"/>
+        </w:rPr>
+        <w:hyperlink r:id="rId13" w:history="1">
+          <w:r>
+            <w:rPr>
+              <w:rStyle w:val="Hyperlink"/>
+            </w:rPr>
+            <w:t>b</w:t>
+          </w:r>
+        </w:hyperlink>
+      </w:r>
+      <w:r>
+        <w:rPr>
+          <w:u w:val="single" w:color="0000ff"/>
+          <w:rFonts w:ascii="Charis SIL Regular" w:hAnsi="Charis SIL Regular" w:eastAsia="Charis SIL Regular"/>
+          <w:b w:val="0"/>
+          <w:i w:val="0"/>
+          <w:color w:val="000000"/>
+          <w:sz w:val="24"/>
+        </w:rPr>
+        <w:hyperlink r:id="rId13" w:history="1">
+          <w:r>
+            <w:rPr>
+              <w:rStyle w:val="Hyperlink"/>
+            </w:rPr>
+            <w:t xml:space="preserve">out * </w:t>
+          </w:r>
+        </w:hyperlink>
+      </w:r>
+      <w:r>
+        <w:br/>
+      </w:r>
+      <w:r>
+        <w:rPr>
+          <w:rFonts w:ascii="Charis SIL Regular" w:hAnsi="Charis SIL Regular" w:eastAsia="Charis SIL Regular"/>
+          <w:b w:val="0"/>
+          <w:i w:val="0"/>
+          <w:color w:val="0000FF"/>
+          <w:sz w:val="24"/>
+          <w:u w:val="single"/>
+        </w:rPr>
+        <w:hyperlink r:id="rId15" w:history="1">
+          <w:r>
+            <w:rPr>
+              <w:rStyle w:val="Hyperlink"/>
+            </w:rPr>
+            <w:t>Schenki</w:t>
+          </w:r>
+        </w:hyperlink>
+      </w:r>
+      <w:r>
+        <w:rPr>
+          <w:rFonts w:ascii="Charis SIL Regular" w:hAnsi="Charis SIL Regular" w:eastAsia="Charis SIL Regular"/>
+          <w:b w:val="0"/>
+          <w:i w:val="0"/>
+          <w:color w:val="0000FF"/>
+          <w:sz w:val="24"/>
+          <w:u w:val="single"/>
+        </w:rPr>
+        <w:hyperlink r:id="rId15" w:history="1">
+          <w:r>
+            <w:rPr>
+              <w:rStyle w:val="Hyperlink"/>
+            </w:rPr>
+            <w:t>n</w:t>
+          </w:r>
+        </w:hyperlink>
+      </w:r>
+      <w:r>
+        <w:rPr>
+          <w:rFonts w:ascii="Charis SIL Regular" w:hAnsi="Charis SIL Regular" w:eastAsia="Charis SIL Regular"/>
+          <w:b w:val="0"/>
+          <w:i w:val="0"/>
+          <w:color w:val="0000FF"/>
+          <w:sz w:val="24"/>
+          <w:u w:val="single"/>
+        </w:rPr>
+        <w:hyperlink r:id="rId15" w:history="1">
+          <w:r>
+            <w:rPr>
+              <w:rStyle w:val="Hyperlink"/>
+            </w:rPr>
+            <w:t>ge</w:t>
+          </w:r>
+        </w:hyperlink>
+      </w:r>
+      <w:r>
+        <w:rPr>
+          <w:rFonts w:ascii="Charis SIL Regular" w:hAnsi="Charis SIL Regular" w:eastAsia="Charis SIL Regular"/>
+          <w:b w:val="0"/>
+          <w:i w:val="0"/>
+          <w:color w:val="0000FF"/>
+          <w:sz w:val="24"/>
+          <w:u w:val="single"/>
+        </w:rPr>
+        <w:hyperlink r:id="rId15" w:history="1">
+          <w:r>
+            <w:rPr>
+              <w:rStyle w:val="Hyperlink"/>
+            </w:rPr>
+            <w:t>n</w:t>
+          </w:r>
+        </w:hyperlink>
+      </w:r>
+      <w:r>
+        <w:rPr>
+          <w:u w:val="single" w:color="0000ff"/>
+          <w:rFonts w:ascii="Charis SIL Regular" w:hAnsi="Charis SIL Regular" w:eastAsia="Charis SIL Regular"/>
+          <w:b w:val="0"/>
+          <w:i w:val="0"/>
+          <w:color w:val="000000"/>
+          <w:sz w:val="24"/>
+        </w:rPr>
+        <w:hyperlink r:id="rId14" w:history="1">
+          <w:r>
+            <w:rPr>
+              <w:rStyle w:val="Hyperlink"/>
+            </w:rPr>
+            <w:t xml:space="preserve"> va</w:t>
+          </w:r>
+        </w:hyperlink>
+      </w:r>
+      <w:r>
+        <w:rPr>
+          <w:u w:val="single" w:color="0000ff"/>
+          <w:rFonts w:ascii="Charis SIL Regular" w:hAnsi="Charis SIL Regular" w:eastAsia="Charis SIL Regular"/>
+          <w:b w:val="0"/>
+          <w:i w:val="0"/>
+          <w:color w:val="000000"/>
+          <w:sz w:val="24"/>
+        </w:rPr>
+        <w:hyperlink r:id="rId14" w:history="1">
+          <w:r>
+            <w:rPr>
+              <w:rStyle w:val="Hyperlink"/>
+            </w:rPr>
+            <w:t xml:space="preserve">n </w:t>
+          </w:r>
+        </w:hyperlink>
+      </w:r>
+      <w:r>
+        <w:rPr>
+          <w:rFonts w:ascii="Charis SIL Regular" w:hAnsi="Charis SIL Regular" w:eastAsia="Charis SIL Regular"/>
+          <w:b w:val="0"/>
+          <w:i w:val="0"/>
+          <w:color w:val="0000FF"/>
+          <w:sz w:val="24"/>
+          <w:u w:val="single"/>
+        </w:rPr>
+        <w:hyperlink r:id="rId14" w:history="1">
+          <w:r>
+            <w:rPr>
+              <w:rStyle w:val="Hyperlink"/>
+            </w:rPr>
+            <w:t>Justu</w:t>
+          </w:r>
+        </w:hyperlink>
+      </w:r>
+      <w:r>
+        <w:rPr>
+          <w:rFonts w:ascii="Charis SIL Regular" w:hAnsi="Charis SIL Regular" w:eastAsia="Charis SIL Regular"/>
+          <w:b w:val="0"/>
+          <w:i w:val="0"/>
+          <w:color w:val="0000FF"/>
+          <w:sz w:val="24"/>
+          <w:u w:val="single"/>
+        </w:rPr>
+        <w:hyperlink r:id="rId14" w:history="1">
+          <w:r>
+            <w:rPr>
+              <w:rStyle w:val="Hyperlink"/>
+            </w:rPr>
+            <w:t>s</w:t>
+          </w:r>
+        </w:hyperlink>
+      </w:r>
+      <w:r>
+        <w:rPr>
+          <w:rFonts w:ascii="Charis SIL Regular" w:hAnsi="Charis SIL Regular" w:eastAsia="Charis SIL Regular"/>
+          <w:b w:val="0"/>
+          <w:i w:val="0"/>
+          <w:color w:val="0000FF"/>
+          <w:sz w:val="24"/>
+          <w:u w:val="single"/>
+        </w:rPr>
+        <w:t xml:space="preserve"> </w:t>
+      </w:r>
+      <w:r>
+        <w:rPr>
+          <w:rFonts w:ascii="Charis SIL Regular" w:hAnsi="Charis SIL Regular" w:eastAsia="Charis SIL Regular"/>
+          <w:b w:val="0"/>
+          <w:i w:val="0"/>
+          <w:color w:val="0000FF"/>
+          <w:sz w:val="24"/>
+          <w:u w:val="single"/>
+        </w:rPr>
+        <w:hyperlink r:id="rId14" w:history="1">
+          <w:r>
+            <w:rPr>
+              <w:rStyle w:val="Hyperlink"/>
+            </w:rPr>
+            <w:t>T</w:t>
+          </w:r>
+        </w:hyperlink>
+      </w:r>
+      <w:r>
+        <w:rPr>
+          <w:rFonts w:ascii="Charis SIL Regular" w:hAnsi="Charis SIL Regular" w:eastAsia="Charis SIL Regular"/>
+          <w:b w:val="0"/>
+          <w:i w:val="0"/>
+          <w:color w:val="0000FF"/>
+          <w:sz w:val="24"/>
+          <w:u w:val="single"/>
+        </w:rPr>
+        <w:t>jee</w:t>
+      </w:r>
+      <w:r>
+        <w:rPr>
+          <w:rFonts w:ascii="Charis SIL Regular" w:hAnsi="Charis SIL Regular" w:eastAsia="Charis SIL Regular"/>
+          <w:b w:val="0"/>
+          <w:i w:val="0"/>
+          <w:color w:val="0000FF"/>
+          <w:sz w:val="24"/>
+          <w:u w:val="single"/>
+        </w:rPr>
+        <w:hyperlink r:id="rId14" w:history="1">
+          <w:r>
+            <w:rPr>
+              <w:rStyle w:val="Hyperlink"/>
+            </w:rPr>
+            <w:t>nk</w:t>
+          </w:r>
+        </w:hyperlink>
+      </w:r>
+      <w:r>
+        <w:rPr>
+          <w:rFonts w:ascii="Charis SIL Regular" w:hAnsi="Charis SIL Regular" w:eastAsia="Charis SIL Regular"/>
+          <w:b w:val="0"/>
+          <w:i w:val="0"/>
+          <w:color w:val="000000"/>
+          <w:sz w:val="24"/>
+        </w:rPr>
+        <w:t xml:space="preserve"> * </w:t>
+      </w:r>
+      <w:r>
+        <w:rPr>
+          <w:rFonts w:ascii="Charis SIL Regular" w:hAnsi="Charis SIL Regular" w:eastAsia="Charis SIL Regular"/>
+          <w:b w:val="0"/>
+          <w:i w:val="0"/>
+          <w:color w:val="0000FF"/>
+          <w:sz w:val="24"/>
+          <w:u w:val="single"/>
+        </w:rPr>
+        <w:hyperlink r:id="rId16" w:history="1">
+          <w:r>
+            <w:rPr>
+              <w:rStyle w:val="Hyperlink"/>
+            </w:rPr>
+            <w:t>Sch</w:t>
+          </w:r>
+        </w:hyperlink>
+      </w:r>
+      <w:r>
+        <w:rPr>
+          <w:rFonts w:ascii="Charis SIL Regular" w:hAnsi="Charis SIL Regular" w:eastAsia="Charis SIL Regular"/>
+          <w:b w:val="0"/>
+          <w:i w:val="0"/>
+          <w:color w:val="0000FF"/>
+          <w:sz w:val="24"/>
+          <w:u w:val="single"/>
+        </w:rPr>
+        <w:hyperlink r:id="rId16" w:history="1">
+          <w:r>
+            <w:rPr>
+              <w:rStyle w:val="Hyperlink"/>
+            </w:rPr>
+            <w:t>enkingen</w:t>
+          </w:r>
+        </w:hyperlink>
+      </w:r>
+      <w:r>
+        <w:rPr>
+          <w:rFonts w:ascii="Charis SIL Regular" w:hAnsi="Charis SIL Regular" w:eastAsia="Charis SIL Regular"/>
+          <w:b w:val="0"/>
+          <w:i w:val="0"/>
+          <w:color w:val="000000"/>
+          <w:sz w:val="24"/>
+        </w:rPr>
+        <w:t xml:space="preserve"> van </w:t>
+      </w:r>
+      <w:r>
+        <w:rPr>
+          <w:rFonts w:ascii="Charis SIL Regular" w:hAnsi="Charis SIL Regular" w:eastAsia="Charis SIL Regular"/>
+          <w:b w:val="0"/>
+          <w:i w:val="0"/>
+          <w:color w:val="0000FF"/>
+          <w:sz w:val="24"/>
+          <w:u w:val="single"/>
+        </w:rPr>
+        <w:hyperlink r:id="rId17" w:history="1">
+          <w:r>
+            <w:rPr>
+              <w:rStyle w:val="Hyperlink"/>
+            </w:rPr>
+            <w:t>Abraham</w:t>
+          </w:r>
+        </w:hyperlink>
+      </w:r>
+      <w:r>
+        <w:rPr>
+          <w:rFonts w:ascii="Charis SIL Regular" w:hAnsi="Charis SIL Regular" w:eastAsia="Charis SIL Regular"/>
+          <w:b w:val="0"/>
+          <w:i w:val="0"/>
+          <w:color w:val="0000FF"/>
+          <w:sz w:val="24"/>
+          <w:u w:val="single"/>
+        </w:rPr>
+        <w:t xml:space="preserve"> </w:t>
+      </w:r>
+      <w:r>
+        <w:rPr>
+          <w:rFonts w:ascii="Charis SIL Regular" w:hAnsi="Charis SIL Regular" w:eastAsia="Charis SIL Regular"/>
+          <w:b w:val="0"/>
+          <w:i w:val="0"/>
+          <w:color w:val="0000FF"/>
+          <w:sz w:val="24"/>
+          <w:u w:val="single"/>
+        </w:rPr>
+        <w:hyperlink r:id="rId17" w:history="1">
+          <w:r>
+            <w:rPr>
+              <w:rStyle w:val="Hyperlink"/>
+            </w:rPr>
+            <w:t>Louijssen</w:t>
+          </w:r>
+        </w:hyperlink>
       </w:r>
     </w:p>
     <w:p>
@@ -455,7 +1214,7 @@
         <w:autoSpaceDE w:val="0"/>
         <w:widowControl/>
         <w:spacing w:line="288" w:lineRule="exact" w:before="292" w:after="0"/>
-        <w:ind w:left="388" w:right="3600" w:firstLine="0"/>
+        <w:ind w:left="388" w:right="3312" w:firstLine="0"/>
         <w:jc w:val="left"/>
       </w:pPr>
       <w:r>
@@ -729,7 +1488,47 @@
         <w:autoSpaceDN w:val="0"/>
         <w:autoSpaceDE w:val="0"/>
         <w:widowControl/>
-        <w:spacing w:line="352" w:lineRule="exact" w:before="176" w:after="0"/>
+        <w:spacing w:line="538" w:lineRule="exact" w:before="198" w:after="0"/>
+        <w:ind w:left="0" w:right="0" w:firstLine="0"/>
+        <w:jc w:val="left"/>
+      </w:pPr>
+      <w:r>
+        <w:rPr>
+          <w:rFonts w:ascii="Charis SIL Bold" w:hAnsi="Charis SIL Bold" w:eastAsia="Charis SIL Bold"/>
+          <w:b/>
+          <w:i w:val="0"/>
+          <w:color w:val="000000"/>
+          <w:sz w:val="36"/>
+        </w:rPr>
+        <w:t>Primary sources</w:t>
+      </w:r>
+    </w:p>
+    <w:p>
+      <w:pPr>
+        <w:autoSpaceDN w:val="0"/>
+        <w:autoSpaceDE w:val="0"/>
+        <w:widowControl/>
+        <w:spacing w:line="540" w:lineRule="exact" w:before="192" w:after="0"/>
+        <w:ind w:left="0" w:right="0" w:firstLine="0"/>
+        <w:jc w:val="left"/>
+      </w:pPr>
+      <w:r>
+        <w:rPr>
+          <w:rFonts w:ascii="Charis SIL Bold" w:hAnsi="Charis SIL Bold" w:eastAsia="Charis SIL Bold"/>
+          <w:b/>
+          <w:i w:val="0"/>
+          <w:color w:val="000000"/>
+          <w:sz w:val="36"/>
+        </w:rPr>
+        <w:t>Secondary sources</w:t>
+      </w:r>
+    </w:p>
+    <w:p>
+      <w:pPr>
+        <w:autoSpaceDN w:val="0"/>
+        <w:autoSpaceDE w:val="0"/>
+        <w:widowControl/>
+        <w:spacing w:line="352" w:lineRule="exact" w:before="228" w:after="0"/>
         <w:ind w:left="0" w:right="0" w:firstLine="0"/>
         <w:jc w:val="left"/>
       </w:pPr>
@@ -741,7 +1540,7 @@
           <w:color w:val="000000"/>
           <w:sz w:val="24"/>
         </w:rPr>
-        <w:t>THIS RA HAS NO SOURCES</w:t>
+        <w:t>Masterscriptie:</w:t>
       </w:r>
     </w:p>
     <w:p>
@@ -749,8 +1548,151 @@
         <w:autoSpaceDN w:val="0"/>
         <w:autoSpaceDE w:val="0"/>
         <w:widowControl/>
-        <w:spacing w:line="538" w:lineRule="exact" w:before="458" w:after="0"/>
-        <w:ind w:left="0" w:right="0" w:firstLine="0"/>
+        <w:spacing w:line="288" w:lineRule="exact" w:before="240" w:after="0"/>
+        <w:ind w:left="800" w:right="576" w:firstLine="0"/>
+        <w:jc w:val="left"/>
+      </w:pPr>
+      <w:r>
+        <w:rPr>
+          <w:rFonts w:ascii="Charis SIL Italic" w:hAnsi="Charis SIL Italic" w:eastAsia="Charis SIL Italic"/>
+          <w:b w:val="0"/>
+          <w:i/>
+          <w:color w:val="000000"/>
+          <w:sz w:val="24"/>
+        </w:rPr>
+        <w:t xml:space="preserve">Lesuis, Jeroen. Gestrand in Zeeland: een onderzoek naar de herkomst van de </w:t>
+      </w:r>
+      <w:r>
+        <w:rPr>
+          <w:rFonts w:ascii="Charis SIL Italic" w:hAnsi="Charis SIL Italic" w:eastAsia="Charis SIL Italic"/>
+          <w:b w:val="0"/>
+          <w:i/>
+          <w:color w:val="000000"/>
+          <w:sz w:val="24"/>
+        </w:rPr>
+        <w:t xml:space="preserve">Guyaanse verentooien in de collectie van het Zeeuws Museum, Universiteit Utrecht </w:t>
+      </w:r>
+      <w:r>
+        <w:rPr>
+          <w:rFonts w:ascii="Charis SIL Italic" w:hAnsi="Charis SIL Italic" w:eastAsia="Charis SIL Italic"/>
+          <w:b w:val="0"/>
+          <w:i/>
+          <w:color w:val="000000"/>
+          <w:sz w:val="24"/>
+        </w:rPr>
+        <w:t>2018.</w:t>
+      </w:r>
+      <w:r>
+        <w:rPr>
+          <w:rFonts w:ascii="Charis SIL Italic" w:hAnsi="Charis SIL Italic" w:eastAsia="Charis SIL Italic"/>
+          <w:b w:val="0"/>
+          <w:i/>
+          <w:color w:val="000000"/>
+          <w:sz w:val="24"/>
+        </w:rPr>
+        <w:t xml:space="preserve">Mastercriptie over verentooien uit Guyana in de collectie van het Zeeuws </w:t>
+      </w:r>
+      <w:r>
+        <w:rPr>
+          <w:rFonts w:ascii="Charis SIL Italic" w:hAnsi="Charis SIL Italic" w:eastAsia="Charis SIL Italic"/>
+          <w:b w:val="0"/>
+          <w:i/>
+          <w:color w:val="000000"/>
+          <w:sz w:val="24"/>
+        </w:rPr>
+        <w:t>Museum.</w:t>
+      </w:r>
+    </w:p>
+    <w:p>
+      <w:pPr>
+        <w:autoSpaceDN w:val="0"/>
+        <w:autoSpaceDE w:val="0"/>
+        <w:widowControl/>
+        <w:spacing w:line="352" w:lineRule="exact" w:before="176" w:after="0"/>
+        <w:ind w:left="800" w:right="0" w:firstLine="0"/>
+        <w:jc w:val="left"/>
+      </w:pPr>
+      <w:r>
+        <w:rPr>
+          <w:rFonts w:ascii="Charis SIL Regular" w:hAnsi="Charis SIL Regular" w:eastAsia="Charis SIL Regular"/>
+          <w:b w:val="0"/>
+          <w:i w:val="0"/>
+          <w:color w:val="0000FF"/>
+          <w:sz w:val="24"/>
+          <w:u w:val="single"/>
+        </w:rPr>
+        <w:hyperlink r:id="rId18" w:history="1">
+          <w:r>
+            <w:rPr>
+              <w:rStyle w:val="Hyperlink"/>
+            </w:rPr>
+            <w:t>https://</w:t>
+          </w:r>
+        </w:hyperlink>
+      </w:r>
+      <w:r>
+        <w:rPr>
+          <w:rFonts w:ascii="Charis SIL Regular" w:hAnsi="Charis SIL Regular" w:eastAsia="Charis SIL Regular"/>
+          <w:b w:val="0"/>
+          <w:i w:val="0"/>
+          <w:color w:val="0000FF"/>
+          <w:sz w:val="24"/>
+          <w:u w:val="single"/>
+        </w:rPr>
+        <w:hyperlink r:id="rId18" w:history="1">
+          <w:r>
+            <w:rPr>
+              <w:rStyle w:val="Hyperlink"/>
+            </w:rPr>
+            <w:t>studenttheses.uu.nl/</w:t>
+          </w:r>
+        </w:hyperlink>
+      </w:r>
+      <w:r>
+        <w:rPr>
+          <w:rFonts w:ascii="Charis SIL Regular" w:hAnsi="Charis SIL Regular" w:eastAsia="Charis SIL Regular"/>
+          <w:b w:val="0"/>
+          <w:i w:val="0"/>
+          <w:color w:val="0000FF"/>
+          <w:sz w:val="24"/>
+          <w:u w:val="single"/>
+        </w:rPr>
+        <w:hyperlink r:id="rId18" w:history="1">
+          <w:r>
+            <w:rPr>
+              <w:rStyle w:val="Hyperlink"/>
+            </w:rPr>
+            <w:t>handle/20.500.12932/30465</w:t>
+          </w:r>
+        </w:hyperlink>
+      </w:r>
+    </w:p>
+    <w:p>
+      <w:pPr>
+        <w:sectPr>
+          <w:pgSz w:w="11900" w:h="16840"/>
+          <w:pgMar w:top="448" w:right="1316" w:bottom="432" w:left="960" w:header="720" w:footer="720" w:gutter="0"/>
+          <w:cols/>
+          <w:docGrid w:linePitch="360"/>
+        </w:sectPr>
+      </w:pPr>
+    </w:p>
+    <w:p>
+      <w:pPr>
+        <w:autoSpaceDN w:val="0"/>
+        <w:autoSpaceDE w:val="0"/>
+        <w:widowControl/>
+        <w:spacing w:line="220" w:lineRule="exact" w:before="0" w:after="140"/>
+        <w:ind w:left="0" w:right="0"/>
+      </w:pPr>
+    </w:p>
+    <w:p>
+      <w:pPr>
+        <w:autoSpaceDN w:val="0"/>
+        <w:autoSpaceDE w:val="0"/>
+        <w:widowControl/>
+        <w:spacing w:line="466" w:lineRule="exact" w:before="282" w:after="0"/>
+        <w:ind w:left="0" w:right="1008" w:firstLine="0"/>
         <w:jc w:val="left"/>
       </w:pPr>
       <w:r>
@@ -761,18 +1703,11 @@
           <w:color w:val="000000"/>
           <w:sz w:val="36"/>
         </w:rPr>
-        <w:t>Relevant Data</w:t>
+        <w:t xml:space="preserve">Relevant Data </w:t>
       </w:r>
-    </w:p>
-    <w:p>
-      <w:pPr>
-        <w:autoSpaceDN w:val="0"/>
-        <w:autoSpaceDE w:val="0"/>
-        <w:widowControl/>
-        <w:spacing w:line="352" w:lineRule="exact" w:before="230" w:after="0"/>
-        <w:ind w:left="0" w:right="0" w:firstLine="0"/>
-        <w:jc w:val="left"/>
-      </w:pPr>
+      <w:r>
+        <w:br/>
+      </w:r>
       <w:r>
         <w:rPr>
           <w:rFonts w:ascii="Charis SIL Regular" w:hAnsi="Charis SIL Regular" w:eastAsia="Charis SIL Regular"/>
@@ -781,18 +1716,11 @@
           <w:color w:val="000000"/>
           <w:sz w:val="24"/>
         </w:rPr>
-        <w:t>TO BE FILLED</w:t>
+        <w:t xml:space="preserve">TO BE FILLED </w:t>
       </w:r>
-    </w:p>
-    <w:p>
-      <w:pPr>
-        <w:autoSpaceDN w:val="0"/>
-        <w:autoSpaceDE w:val="0"/>
-        <w:widowControl/>
-        <w:spacing w:line="288" w:lineRule="exact" w:before="240" w:after="0"/>
-        <w:ind w:left="0" w:right="1008" w:firstLine="0"/>
-        <w:jc w:val="left"/>
-      </w:pPr>
+      <w:r>
+        <w:br/>
+      </w:r>
       <w:r>
         <w:rPr>
           <w:rFonts w:ascii="Charis SIL Italic" w:hAnsi="Charis SIL Italic" w:eastAsia="Charis SIL Italic"/>
@@ -816,7 +1744,7 @@
     </w:p>
     <w:sectPr>
       <w:pgSz w:w="11900" w:h="16840"/>
-      <w:pgMar w:top="448" w:right="940" w:bottom="1100" w:left="960" w:header="720" w:footer="720" w:gutter="0"/>
+      <w:pgMar w:top="360" w:right="940" w:bottom="1440" w:left="960" w:header="720" w:footer="720" w:gutter="0"/>
       <w:cols/>
       <w:docGrid w:linePitch="360"/>
     </w:sectPr>

--- a/EXPORTS/DOCX/review/niveau2/Dutch/Guyana.docx
+++ b/EXPORTS/DOCX/review/niveau2/Dutch/Guyana.docx
@@ -579,7 +579,7 @@
           <w:sz w:val="24"/>
           <w:u w:val="single"/>
         </w:rPr>
-        <w:hyperlink r:id="rId14" w:history="1">
+        <w:hyperlink r:id="rId11" w:history="1">
           <w:r>
             <w:rPr>
               <w:rStyle w:val="Hyperlink"/>
@@ -608,7 +608,7 @@
           <w:sz w:val="24"/>
           <w:u w:val="single"/>
         </w:rPr>
-        <w:hyperlink r:id="rId14" w:history="1">
+        <w:hyperlink r:id="rId11" w:history="1">
           <w:r>
             <w:rPr>
               <w:rStyle w:val="Hyperlink"/>
@@ -637,7 +637,7 @@
           <w:sz w:val="24"/>
           <w:u w:val="single"/>
         </w:rPr>
-        <w:hyperlink r:id="rId14" w:history="1">
+        <w:hyperlink r:id="rId11" w:history="1">
           <w:r>
             <w:rPr>
               <w:rStyle w:val="Hyperlink"/>
@@ -684,7 +684,7 @@
           <w:sz w:val="24"/>
           <w:u w:val="single"/>
         </w:rPr>
-        <w:hyperlink r:id="rId11" w:history="1">
+        <w:hyperlink r:id="rId14" w:history="1">
           <w:r>
             <w:rPr>
               <w:rStyle w:val="Hyperlink"/>
@@ -702,7 +702,7 @@
           <w:sz w:val="24"/>
           <w:u w:val="single"/>
         </w:rPr>
-        <w:hyperlink r:id="rId11" w:history="1">
+        <w:hyperlink r:id="rId14" w:history="1">
           <w:r>
             <w:rPr>
               <w:rStyle w:val="Hyperlink"/>
@@ -720,30 +720,12 @@
           <w:sz w:val="24"/>
           <w:u w:val="single"/>
         </w:rPr>
-        <w:hyperlink r:id="rId11" w:history="1">
+        <w:hyperlink r:id="rId14" w:history="1">
           <w:r>
             <w:rPr>
               <w:rStyle w:val="Hyperlink"/>
             </w:rPr>
             <w:t>41</w:t>
-          </w:r>
-        </w:hyperlink>
-      </w:r>
-      <w:r>
-        <w:rPr>
-          <w:u w:val="single" w:color="0000ff"/>
-          <w:rFonts w:ascii="Charis SIL Regular" w:hAnsi="Charis SIL Regular" w:eastAsia="Charis SIL Regular"/>
-          <w:b w:val="0"/>
-          <w:i w:val="0"/>
-          <w:color w:val="000000"/>
-          <w:sz w:val="24"/>
-        </w:rPr>
-        <w:hyperlink r:id="rId11" w:history="1">
-          <w:r>
-            <w:rPr>
-              <w:rStyle w:val="Hyperlink"/>
-            </w:rPr>
-            <w:t xml:space="preserve"> be</w:t>
           </w:r>
         </w:hyperlink>
       </w:r>
@@ -755,7 +737,7 @@
           <w:color w:val="000000"/>
           <w:sz w:val="24"/>
         </w:rPr>
-        <w:t>sc</w:t>
+        <w:t xml:space="preserve"> besc</w:t>
       </w:r>
       <w:r>
         <w:rPr>
@@ -916,39 +898,13 @@
       </w:r>
       <w:r>
         <w:rPr>
-          <w:u w:val="single" w:color="0000ff"/>
           <w:rFonts w:ascii="Charis SIL Regular" w:hAnsi="Charis SIL Regular" w:eastAsia="Charis SIL Regular"/>
           <w:b w:val="0"/>
           <w:i w:val="0"/>
           <w:color w:val="000000"/>
           <w:sz w:val="24"/>
         </w:rPr>
-        <w:hyperlink r:id="rId14" w:history="1">
-          <w:r>
-            <w:rPr>
-              <w:rStyle w:val="Hyperlink"/>
-            </w:rPr>
-            <w:t xml:space="preserve"> va</w:t>
-          </w:r>
-        </w:hyperlink>
-      </w:r>
-      <w:r>
-        <w:rPr>
-          <w:u w:val="single" w:color="0000ff"/>
-          <w:rFonts w:ascii="Charis SIL Regular" w:hAnsi="Charis SIL Regular" w:eastAsia="Charis SIL Regular"/>
-          <w:b w:val="0"/>
-          <w:i w:val="0"/>
-          <w:color w:val="000000"/>
-          <w:sz w:val="24"/>
-        </w:rPr>
-        <w:hyperlink r:id="rId14" w:history="1">
-          <w:r>
-            <w:rPr>
-              <w:rStyle w:val="Hyperlink"/>
-            </w:rPr>
-            <w:t xml:space="preserve">n </w:t>
-          </w:r>
-        </w:hyperlink>
+        <w:t xml:space="preserve"> van </w:t>
       </w:r>
       <w:r>
         <w:rPr>
@@ -957,74 +913,8 @@
           <w:i w:val="0"/>
           <w:color w:val="0000FF"/>
           <w:sz w:val="24"/>
-          <w:u w:val="single"/>
         </w:rPr>
-        <w:hyperlink r:id="rId14" w:history="1">
-          <w:r>
-            <w:rPr>
-              <w:rStyle w:val="Hyperlink"/>
-            </w:rPr>
-            <w:t>Justu</w:t>
-          </w:r>
-        </w:hyperlink>
-      </w:r>
-      <w:r>
-        <w:rPr>
-          <w:rFonts w:ascii="Charis SIL Regular" w:hAnsi="Charis SIL Regular" w:eastAsia="Charis SIL Regular"/>
-          <w:b w:val="0"/>
-          <w:i w:val="0"/>
-          <w:color w:val="0000FF"/>
-          <w:sz w:val="24"/>
-          <w:u w:val="single"/>
-        </w:rPr>
-        <w:hyperlink r:id="rId14" w:history="1">
-          <w:r>
-            <w:rPr>
-              <w:rStyle w:val="Hyperlink"/>
-            </w:rPr>
-            <w:t>s</w:t>
-          </w:r>
-        </w:hyperlink>
-      </w:r>
-      <w:r>
-        <w:rPr>
-          <w:rFonts w:ascii="Charis SIL Regular" w:hAnsi="Charis SIL Regular" w:eastAsia="Charis SIL Regular"/>
-          <w:b w:val="0"/>
-          <w:i w:val="0"/>
-          <w:color w:val="0000FF"/>
-          <w:sz w:val="24"/>
-          <w:u w:val="single"/>
-        </w:rPr>
-        <w:t xml:space="preserve"> </w:t>
-      </w:r>
-      <w:r>
-        <w:rPr>
-          <w:rFonts w:ascii="Charis SIL Regular" w:hAnsi="Charis SIL Regular" w:eastAsia="Charis SIL Regular"/>
-          <w:b w:val="0"/>
-          <w:i w:val="0"/>
-          <w:color w:val="0000FF"/>
-          <w:sz w:val="24"/>
-          <w:u w:val="single"/>
-        </w:rPr>
-        <w:hyperlink r:id="rId14" w:history="1">
-          <w:r>
-            <w:rPr>
-              <w:rStyle w:val="Hyperlink"/>
-            </w:rPr>
-            <w:t>T</w:t>
-          </w:r>
-        </w:hyperlink>
-      </w:r>
-      <w:r>
-        <w:rPr>
-          <w:rFonts w:ascii="Charis SIL Regular" w:hAnsi="Charis SIL Regular" w:eastAsia="Charis SIL Regular"/>
-          <w:b w:val="0"/>
-          <w:i w:val="0"/>
-          <w:color w:val="0000FF"/>
-          <w:sz w:val="24"/>
-          <w:u w:val="single"/>
-        </w:rPr>
-        <w:t>jee</w:t>
+        <w:t>Justus Tjee</w:t>
       </w:r>
       <w:r>
         <w:rPr>
@@ -1046,13 +936,21 @@
       </w:r>
       <w:r>
         <w:rPr>
+          <w:u w:val="single" w:color="0000ff"/>
           <w:rFonts w:ascii="Charis SIL Regular" w:hAnsi="Charis SIL Regular" w:eastAsia="Charis SIL Regular"/>
           <w:b w:val="0"/>
           <w:i w:val="0"/>
           <w:color w:val="000000"/>
           <w:sz w:val="24"/>
         </w:rPr>
-        <w:t xml:space="preserve"> * </w:t>
+        <w:hyperlink r:id="rId14" w:history="1">
+          <w:r>
+            <w:rPr>
+              <w:rStyle w:val="Hyperlink"/>
+            </w:rPr>
+            <w:t xml:space="preserve"> * </w:t>
+          </w:r>
+        </w:hyperlink>
       </w:r>
       <w:r>
         <w:rPr>
@@ -1063,7 +961,7 @@
           <w:sz w:val="24"/>
           <w:u w:val="single"/>
         </w:rPr>
-        <w:hyperlink r:id="rId16" w:history="1">
+        <w:hyperlink r:id="rId14" w:history="1">
           <w:r>
             <w:rPr>
               <w:rStyle w:val="Hyperlink"/>

--- a/EXPORTS/DOCX/review/niveau2/Dutch/Guyana.docx
+++ b/EXPORTS/DOCX/review/niveau2/Dutch/Guyana.docx
@@ -559,16 +559,8 @@
           <w:i w:val="0"/>
           <w:color w:val="0000FF"/>
           <w:sz w:val="24"/>
-          <w:u w:val="single"/>
         </w:rPr>
-        <w:hyperlink r:id="rId14" w:history="1">
-          <w:r>
-            <w:rPr>
-              <w:rStyle w:val="Hyperlink"/>
-            </w:rPr>
-            <w:t>(2</w:t>
-          </w:r>
-        </w:hyperlink>
+        <w:t>(2</w:t>
       </w:r>
       <w:r>
         <w:rPr>
@@ -666,7 +658,7 @@
           <w:sz w:val="24"/>
           <w:u w:val="single"/>
         </w:rPr>
-        <w:hyperlink r:id="rId14" w:history="1">
+        <w:hyperlink r:id="rId11" w:history="1">
           <w:r>
             <w:rPr>
               <w:rStyle w:val="Hyperlink"/>
@@ -684,7 +676,7 @@
           <w:sz w:val="24"/>
           <w:u w:val="single"/>
         </w:rPr>
-        <w:hyperlink r:id="rId14" w:history="1">
+        <w:hyperlink r:id="rId11" w:history="1">
           <w:r>
             <w:rPr>
               <w:rStyle w:val="Hyperlink"/>
@@ -702,7 +694,7 @@
           <w:sz w:val="24"/>
           <w:u w:val="single"/>
         </w:rPr>
-        <w:hyperlink r:id="rId14" w:history="1">
+        <w:hyperlink r:id="rId11" w:history="1">
           <w:r>
             <w:rPr>
               <w:rStyle w:val="Hyperlink"/>
@@ -720,12 +712,30 @@
           <w:sz w:val="24"/>
           <w:u w:val="single"/>
         </w:rPr>
-        <w:hyperlink r:id="rId14" w:history="1">
+        <w:hyperlink r:id="rId11" w:history="1">
           <w:r>
             <w:rPr>
               <w:rStyle w:val="Hyperlink"/>
             </w:rPr>
             <w:t>41</w:t>
+          </w:r>
+        </w:hyperlink>
+      </w:r>
+      <w:r>
+        <w:rPr>
+          <w:u w:val="single" w:color="0000ff"/>
+          <w:rFonts w:ascii="Charis SIL Regular" w:hAnsi="Charis SIL Regular" w:eastAsia="Charis SIL Regular"/>
+          <w:b w:val="0"/>
+          <w:i w:val="0"/>
+          <w:color w:val="000000"/>
+          <w:sz w:val="24"/>
+        </w:rPr>
+        <w:hyperlink r:id="rId11" w:history="1">
+          <w:r>
+            <w:rPr>
+              <w:rStyle w:val="Hyperlink"/>
+            </w:rPr>
+            <w:t xml:space="preserve"> be</w:t>
           </w:r>
         </w:hyperlink>
       </w:r>
@@ -737,7 +747,7 @@
           <w:color w:val="000000"/>
           <w:sz w:val="24"/>
         </w:rPr>
-        <w:t xml:space="preserve"> besc</w:t>
+        <w:t>sc</w:t>
       </w:r>
       <w:r>
         <w:rPr>
@@ -887,12 +897,30 @@
           <w:sz w:val="24"/>
           <w:u w:val="single"/>
         </w:rPr>
-        <w:hyperlink r:id="rId15" w:history="1">
+        <w:hyperlink r:id="rId14" w:history="1">
           <w:r>
             <w:rPr>
               <w:rStyle w:val="Hyperlink"/>
             </w:rPr>
             <w:t>n</w:t>
+          </w:r>
+        </w:hyperlink>
+      </w:r>
+      <w:r>
+        <w:rPr>
+          <w:u w:val="single" w:color="0000ff"/>
+          <w:rFonts w:ascii="Charis SIL Regular" w:hAnsi="Charis SIL Regular" w:eastAsia="Charis SIL Regular"/>
+          <w:b w:val="0"/>
+          <w:i w:val="0"/>
+          <w:color w:val="000000"/>
+          <w:sz w:val="24"/>
+        </w:rPr>
+        <w:hyperlink r:id="rId14" w:history="1">
+          <w:r>
+            <w:rPr>
+              <w:rStyle w:val="Hyperlink"/>
+            </w:rPr>
+            <w:t xml:space="preserve"> va</w:t>
           </w:r>
         </w:hyperlink>
       </w:r>
@@ -904,7 +932,7 @@
           <w:color w:val="000000"/>
           <w:sz w:val="24"/>
         </w:rPr>
-        <w:t xml:space="preserve"> van </w:t>
+        <w:t xml:space="preserve">n </w:t>
       </w:r>
       <w:r>
         <w:rPr>
@@ -913,8 +941,99 @@
           <w:i w:val="0"/>
           <w:color w:val="0000FF"/>
           <w:sz w:val="24"/>
+          <w:u w:val="single"/>
         </w:rPr>
-        <w:t>Justus Tjee</w:t>
+        <w:hyperlink r:id="rId14" w:history="1">
+          <w:r>
+            <w:rPr>
+              <w:rStyle w:val="Hyperlink"/>
+            </w:rPr>
+            <w:t>Justu</w:t>
+          </w:r>
+        </w:hyperlink>
+      </w:r>
+      <w:r>
+        <w:rPr>
+          <w:rFonts w:ascii="Charis SIL Regular" w:hAnsi="Charis SIL Regular" w:eastAsia="Charis SIL Regular"/>
+          <w:b w:val="0"/>
+          <w:i w:val="0"/>
+          <w:color w:val="0000FF"/>
+          <w:sz w:val="24"/>
+          <w:u w:val="single"/>
+        </w:rPr>
+        <w:hyperlink r:id="rId14" w:history="1">
+          <w:r>
+            <w:rPr>
+              <w:rStyle w:val="Hyperlink"/>
+            </w:rPr>
+            <w:t>s</w:t>
+          </w:r>
+        </w:hyperlink>
+      </w:r>
+      <w:r>
+        <w:rPr>
+          <w:rFonts w:ascii="Charis SIL Regular" w:hAnsi="Charis SIL Regular" w:eastAsia="Charis SIL Regular"/>
+          <w:b w:val="0"/>
+          <w:i w:val="0"/>
+          <w:color w:val="0000FF"/>
+          <w:sz w:val="24"/>
+          <w:u w:val="single"/>
+        </w:rPr>
+        <w:t xml:space="preserve"> </w:t>
+      </w:r>
+      <w:r>
+        <w:rPr>
+          <w:rFonts w:ascii="Charis SIL Regular" w:hAnsi="Charis SIL Regular" w:eastAsia="Charis SIL Regular"/>
+          <w:b w:val="0"/>
+          <w:i w:val="0"/>
+          <w:color w:val="0000FF"/>
+          <w:sz w:val="24"/>
+          <w:u w:val="single"/>
+        </w:rPr>
+        <w:hyperlink r:id="rId14" w:history="1">
+          <w:r>
+            <w:rPr>
+              <w:rStyle w:val="Hyperlink"/>
+            </w:rPr>
+            <w:t>T</w:t>
+          </w:r>
+        </w:hyperlink>
+      </w:r>
+      <w:r>
+        <w:rPr>
+          <w:rFonts w:ascii="Charis SIL Regular" w:hAnsi="Charis SIL Regular" w:eastAsia="Charis SIL Regular"/>
+          <w:b w:val="0"/>
+          <w:i w:val="0"/>
+          <w:color w:val="0000FF"/>
+          <w:sz w:val="24"/>
+          <w:u w:val="single"/>
+        </w:rPr>
+        <w:hyperlink r:id="rId14" w:history="1">
+          <w:r>
+            <w:rPr>
+              <w:rStyle w:val="Hyperlink"/>
+            </w:rPr>
+            <w:t>j</w:t>
+          </w:r>
+        </w:hyperlink>
+      </w:r>
+      <w:r>
+        <w:rPr>
+          <w:rFonts w:ascii="Charis SIL Regular" w:hAnsi="Charis SIL Regular" w:eastAsia="Charis SIL Regular"/>
+          <w:b w:val="0"/>
+          <w:i w:val="0"/>
+          <w:color w:val="0000FF"/>
+          <w:sz w:val="24"/>
+          <w:u w:val="single"/>
+        </w:rPr>
+        <w:hyperlink r:id="rId14" w:history="1">
+          <w:r>
+            <w:rPr>
+              <w:rStyle w:val="Hyperlink"/>
+            </w:rPr>
+            <w:t>ee</w:t>
+          </w:r>
+        </w:hyperlink>
       </w:r>
       <w:r>
         <w:rPr>
@@ -936,21 +1055,13 @@
       </w:r>
       <w:r>
         <w:rPr>
-          <w:u w:val="single" w:color="0000ff"/>
           <w:rFonts w:ascii="Charis SIL Regular" w:hAnsi="Charis SIL Regular" w:eastAsia="Charis SIL Regular"/>
           <w:b w:val="0"/>
           <w:i w:val="0"/>
           <w:color w:val="000000"/>
           <w:sz w:val="24"/>
         </w:rPr>
-        <w:hyperlink r:id="rId14" w:history="1">
-          <w:r>
-            <w:rPr>
-              <w:rStyle w:val="Hyperlink"/>
-            </w:rPr>
-            <w:t xml:space="preserve"> * </w:t>
-          </w:r>
-        </w:hyperlink>
+        <w:t xml:space="preserve"> * </w:t>
       </w:r>
       <w:r>
         <w:rPr>
@@ -961,7 +1072,7 @@
           <w:sz w:val="24"/>
           <w:u w:val="single"/>
         </w:rPr>
-        <w:hyperlink r:id="rId14" w:history="1">
+        <w:hyperlink r:id="rId16" w:history="1">
           <w:r>
             <w:rPr>
               <w:rStyle w:val="Hyperlink"/>

--- a/EXPORTS/DOCX/review/niveau2/Dutch/Guyana.docx
+++ b/EXPORTS/DOCX/review/niveau2/Dutch/Guyana.docx
@@ -503,7 +503,7 @@
           <w:sz w:val="24"/>
           <w:u w:val="single"/>
         </w:rPr>
-        <w:hyperlink r:id="rId14" w:history="1">
+        <w:hyperlink r:id="rId10" w:history="1">
           <w:r>
             <w:rPr>
               <w:rStyle w:val="Hyperlink"/>
@@ -559,8 +559,16 @@
           <w:i w:val="0"/>
           <w:color w:val="0000FF"/>
           <w:sz w:val="24"/>
+          <w:u w:val="single"/>
         </w:rPr>
-        <w:t>(2</w:t>
+        <w:hyperlink r:id="rId14" w:history="1">
+          <w:r>
+            <w:rPr>
+              <w:rStyle w:val="Hyperlink"/>
+            </w:rPr>
+            <w:t>(2</w:t>
+          </w:r>
+        </w:hyperlink>
       </w:r>
       <w:r>
         <w:rPr>
@@ -600,7 +608,7 @@
           <w:sz w:val="24"/>
           <w:u w:val="single"/>
         </w:rPr>
-        <w:hyperlink r:id="rId11" w:history="1">
+        <w:hyperlink r:id="rId14" w:history="1">
           <w:r>
             <w:rPr>
               <w:rStyle w:val="Hyperlink"/>
@@ -629,7 +637,7 @@
           <w:sz w:val="24"/>
           <w:u w:val="single"/>
         </w:rPr>
-        <w:hyperlink r:id="rId11" w:history="1">
+        <w:hyperlink r:id="rId14" w:history="1">
           <w:r>
             <w:rPr>
               <w:rStyle w:val="Hyperlink"/>
@@ -658,7 +666,7 @@
           <w:sz w:val="24"/>
           <w:u w:val="single"/>
         </w:rPr>
-        <w:hyperlink r:id="rId11" w:history="1">
+        <w:hyperlink r:id="rId14" w:history="1">
           <w:r>
             <w:rPr>
               <w:rStyle w:val="Hyperlink"/>
@@ -676,7 +684,7 @@
           <w:sz w:val="24"/>
           <w:u w:val="single"/>
         </w:rPr>
-        <w:hyperlink r:id="rId11" w:history="1">
+        <w:hyperlink r:id="rId14" w:history="1">
           <w:r>
             <w:rPr>
               <w:rStyle w:val="Hyperlink"/>
@@ -694,7 +702,7 @@
           <w:sz w:val="24"/>
           <w:u w:val="single"/>
         </w:rPr>
-        <w:hyperlink r:id="rId11" w:history="1">
+        <w:hyperlink r:id="rId14" w:history="1">
           <w:r>
             <w:rPr>
               <w:rStyle w:val="Hyperlink"/>
@@ -897,30 +905,12 @@
           <w:sz w:val="24"/>
           <w:u w:val="single"/>
         </w:rPr>
-        <w:hyperlink r:id="rId14" w:history="1">
+        <w:hyperlink r:id="rId15" w:history="1">
           <w:r>
             <w:rPr>
               <w:rStyle w:val="Hyperlink"/>
             </w:rPr>
             <w:t>n</w:t>
-          </w:r>
-        </w:hyperlink>
-      </w:r>
-      <w:r>
-        <w:rPr>
-          <w:u w:val="single" w:color="0000ff"/>
-          <w:rFonts w:ascii="Charis SIL Regular" w:hAnsi="Charis SIL Regular" w:eastAsia="Charis SIL Regular"/>
-          <w:b w:val="0"/>
-          <w:i w:val="0"/>
-          <w:color w:val="000000"/>
-          <w:sz w:val="24"/>
-        </w:rPr>
-        <w:hyperlink r:id="rId14" w:history="1">
-          <w:r>
-            <w:rPr>
-              <w:rStyle w:val="Hyperlink"/>
-            </w:rPr>
-            <w:t xml:space="preserve"> va</w:t>
           </w:r>
         </w:hyperlink>
       </w:r>
@@ -932,7 +922,7 @@
           <w:color w:val="000000"/>
           <w:sz w:val="24"/>
         </w:rPr>
-        <w:t xml:space="preserve">n </w:t>
+        <w:t xml:space="preserve"> van </w:t>
       </w:r>
       <w:r>
         <w:rPr>
@@ -943,7 +933,7 @@
           <w:sz w:val="24"/>
           <w:u w:val="single"/>
         </w:rPr>
-        <w:hyperlink r:id="rId14" w:history="1">
+        <w:hyperlink r:id="rId16" w:history="1">
           <w:r>
             <w:rPr>
               <w:rStyle w:val="Hyperlink"/>
@@ -1061,7 +1051,14 @@
           <w:color w:val="000000"/>
           <w:sz w:val="24"/>
         </w:rPr>
-        <w:t xml:space="preserve"> * </w:t>
+        <w:hyperlink r:id="rId14" w:history="1">
+          <w:r>
+            <w:rPr>
+              <w:rStyle w:val="Hyperlink"/>
+            </w:rPr>
+            <w:t xml:space="preserve"> * </w:t>
+          </w:r>
+        </w:hyperlink>
       </w:r>
       <w:r>
         <w:rPr>
@@ -1072,7 +1069,7 @@
           <w:sz w:val="24"/>
           <w:u w:val="single"/>
         </w:rPr>
-        <w:hyperlink r:id="rId16" w:history="1">
+        <w:hyperlink r:id="rId14" w:history="1">
           <w:r>
             <w:rPr>
               <w:rStyle w:val="Hyperlink"/>
@@ -1090,7 +1087,7 @@
           <w:sz w:val="24"/>
           <w:u w:val="single"/>
         </w:rPr>
-        <w:hyperlink r:id="rId16" w:history="1">
+        <w:hyperlink r:id="rId17" w:history="1">
           <w:r>
             <w:rPr>
               <w:rStyle w:val="Hyperlink"/>
@@ -1118,7 +1115,7 @@
           <w:sz w:val="24"/>
           <w:u w:val="single"/>
         </w:rPr>
-        <w:hyperlink r:id="rId17" w:history="1">
+        <w:hyperlink r:id="rId18" w:history="1">
           <w:r>
             <w:rPr>
               <w:rStyle w:val="Hyperlink"/>
@@ -1147,7 +1144,7 @@
           <w:sz w:val="24"/>
           <w:u w:val="single"/>
         </w:rPr>
-        <w:hyperlink r:id="rId17" w:history="1">
+        <w:hyperlink r:id="rId18" w:history="1">
           <w:r>
             <w:rPr>
               <w:rStyle w:val="Hyperlink"/>
@@ -1182,7 +1179,27 @@
         <w:autoSpaceDN w:val="0"/>
         <w:autoSpaceDE w:val="0"/>
         <w:widowControl/>
-        <w:spacing w:line="420" w:lineRule="exact" w:before="198" w:after="0"/>
+        <w:spacing w:line="354" w:lineRule="exact" w:before="210" w:after="0"/>
+        <w:ind w:left="0" w:right="0" w:firstLine="0"/>
+        <w:jc w:val="left"/>
+      </w:pPr>
+      <w:r>
+        <w:rPr>
+          <w:rFonts w:ascii="Charis SIL Regular" w:hAnsi="Charis SIL Regular" w:eastAsia="Charis SIL Regular"/>
+          <w:b w:val="0"/>
+          <w:i w:val="0"/>
+          <w:color w:val="000000"/>
+          <w:sz w:val="24"/>
+        </w:rPr>
+        <w:t>Test.</w:t>
+      </w:r>
+    </w:p>
+    <w:p>
+      <w:pPr>
+        <w:autoSpaceDN w:val="0"/>
+        <w:autoSpaceDE w:val="0"/>
+        <w:widowControl/>
+        <w:spacing w:line="420" w:lineRule="exact" w:before="204" w:after="0"/>
         <w:ind w:left="0" w:right="0" w:firstLine="0"/>
         <w:jc w:val="left"/>
       </w:pPr>
@@ -1202,7 +1219,7 @@
         <w:autoSpaceDN w:val="0"/>
         <w:autoSpaceDE w:val="0"/>
         <w:widowControl/>
-        <w:spacing w:line="540" w:lineRule="exact" w:before="192" w:after="0"/>
+        <w:spacing w:line="540" w:lineRule="exact" w:before="190" w:after="0"/>
         <w:ind w:left="0" w:right="0" w:firstLine="0"/>
         <w:jc w:val="left"/>
       </w:pPr>
@@ -1497,7 +1514,7 @@
         <w:autoSpaceDN w:val="0"/>
         <w:autoSpaceDE w:val="0"/>
         <w:widowControl/>
-        <w:spacing w:line="538" w:lineRule="exact" w:before="198" w:after="0"/>
+        <w:spacing w:line="540" w:lineRule="exact" w:before="198" w:after="0"/>
         <w:ind w:left="0" w:right="0" w:firstLine="0"/>
         <w:jc w:val="left"/>
       </w:pPr>
@@ -1517,7 +1534,7 @@
         <w:autoSpaceDN w:val="0"/>
         <w:autoSpaceDE w:val="0"/>
         <w:widowControl/>
-        <w:spacing w:line="540" w:lineRule="exact" w:before="192" w:after="0"/>
+        <w:spacing w:line="538" w:lineRule="exact" w:before="192" w:after="0"/>
         <w:ind w:left="0" w:right="0" w:firstLine="0"/>
         <w:jc w:val="left"/>
       </w:pPr>
@@ -1537,7 +1554,7 @@
         <w:autoSpaceDN w:val="0"/>
         <w:autoSpaceDE w:val="0"/>
         <w:widowControl/>
-        <w:spacing w:line="352" w:lineRule="exact" w:before="228" w:after="0"/>
+        <w:spacing w:line="354" w:lineRule="exact" w:before="228" w:after="0"/>
         <w:ind w:left="0" w:right="0" w:firstLine="0"/>
         <w:jc w:val="left"/>
       </w:pPr>
@@ -1614,11 +1631,30 @@
     </w:p>
     <w:p>
       <w:pPr>
+        <w:sectPr>
+          <w:pgSz w:w="11900" w:h="16840"/>
+          <w:pgMar w:top="448" w:right="1316" w:bottom="412" w:left="960" w:header="720" w:footer="720" w:gutter="0"/>
+          <w:cols/>
+          <w:docGrid w:linePitch="360"/>
+        </w:sectPr>
+      </w:pPr>
+    </w:p>
+    <w:p>
+      <w:pPr>
         <w:autoSpaceDN w:val="0"/>
         <w:autoSpaceDE w:val="0"/>
         <w:widowControl/>
-        <w:spacing w:line="352" w:lineRule="exact" w:before="176" w:after="0"/>
-        <w:ind w:left="800" w:right="0" w:firstLine="0"/>
+        <w:spacing w:line="220" w:lineRule="exact" w:before="0" w:after="104"/>
+        <w:ind w:left="0" w:right="0"/>
+      </w:pPr>
+    </w:p>
+    <w:p>
+      <w:pPr>
+        <w:autoSpaceDN w:val="0"/>
+        <w:autoSpaceDE w:val="0"/>
+        <w:widowControl/>
+        <w:spacing w:line="550" w:lineRule="exact" w:before="0" w:after="0"/>
+        <w:ind w:left="0" w:right="1008" w:firstLine="800"/>
         <w:jc w:val="left"/>
       </w:pPr>
       <w:r>
@@ -1630,7 +1666,7 @@
           <w:sz w:val="24"/>
           <w:u w:val="single"/>
         </w:rPr>
-        <w:hyperlink r:id="rId18" w:history="1">
+        <w:hyperlink r:id="rId19" w:history="1">
           <w:r>
             <w:rPr>
               <w:rStyle w:val="Hyperlink"/>
@@ -1648,7 +1684,7 @@
           <w:sz w:val="24"/>
           <w:u w:val="single"/>
         </w:rPr>
-        <w:hyperlink r:id="rId18" w:history="1">
+        <w:hyperlink r:id="rId19" w:history="1">
           <w:r>
             <w:rPr>
               <w:rStyle w:val="Hyperlink"/>
@@ -1666,44 +1702,18 @@
           <w:sz w:val="24"/>
           <w:u w:val="single"/>
         </w:rPr>
-        <w:hyperlink r:id="rId18" w:history="1">
+        <w:hyperlink r:id="rId19" w:history="1">
           <w:r>
             <w:rPr>
               <w:rStyle w:val="Hyperlink"/>
             </w:rPr>
-            <w:t>handle/20.500.12932/30465</w:t>
+            <w:t xml:space="preserve">handle/20.500.12932/30465 </w:t>
           </w:r>
         </w:hyperlink>
       </w:r>
-    </w:p>
-    <w:p>
-      <w:pPr>
-        <w:sectPr>
-          <w:pgSz w:w="11900" w:h="16840"/>
-          <w:pgMar w:top="448" w:right="1316" w:bottom="432" w:left="960" w:header="720" w:footer="720" w:gutter="0"/>
-          <w:cols/>
-          <w:docGrid w:linePitch="360"/>
-        </w:sectPr>
-      </w:pPr>
-    </w:p>
-    <w:p>
-      <w:pPr>
-        <w:autoSpaceDN w:val="0"/>
-        <w:autoSpaceDE w:val="0"/>
-        <w:widowControl/>
-        <w:spacing w:line="220" w:lineRule="exact" w:before="0" w:after="140"/>
-        <w:ind w:left="0" w:right="0"/>
-      </w:pPr>
-    </w:p>
-    <w:p>
-      <w:pPr>
-        <w:autoSpaceDN w:val="0"/>
-        <w:autoSpaceDE w:val="0"/>
-        <w:widowControl/>
-        <w:spacing w:line="466" w:lineRule="exact" w:before="282" w:after="0"/>
-        <w:ind w:left="0" w:right="1008" w:firstLine="0"/>
-        <w:jc w:val="left"/>
-      </w:pPr>
+      <w:r>
+        <w:br/>
+      </w:r>
       <w:r>
         <w:rPr>
           <w:rFonts w:ascii="Charis SIL Bold" w:hAnsi="Charis SIL Bold" w:eastAsia="Charis SIL Bold"/>
@@ -1753,7 +1763,7 @@
     </w:p>
     <w:sectPr>
       <w:pgSz w:w="11900" w:h="16840"/>
-      <w:pgMar w:top="360" w:right="940" w:bottom="1440" w:left="960" w:header="720" w:footer="720" w:gutter="0"/>
+      <w:pgMar w:top="324" w:right="940" w:bottom="1440" w:left="960" w:header="720" w:footer="720" w:gutter="0"/>
       <w:cols/>
       <w:docGrid w:linePitch="360"/>
     </w:sectPr>

--- a/EXPORTS/DOCX/review/niveau2/Dutch/Guyana.docx
+++ b/EXPORTS/DOCX/review/niveau2/Dutch/Guyana.docx
@@ -503,7 +503,7 @@
           <w:sz w:val="24"/>
           <w:u w:val="single"/>
         </w:rPr>
-        <w:hyperlink r:id="rId10" w:history="1">
+        <w:hyperlink r:id="rId14" w:history="1">
           <w:r>
             <w:rPr>
               <w:rStyle w:val="Hyperlink"/>
@@ -684,7 +684,7 @@
           <w:sz w:val="24"/>
           <w:u w:val="single"/>
         </w:rPr>
-        <w:hyperlink r:id="rId14" w:history="1">
+        <w:hyperlink r:id="rId11" w:history="1">
           <w:r>
             <w:rPr>
               <w:rStyle w:val="Hyperlink"/>
@@ -702,7 +702,7 @@
           <w:sz w:val="24"/>
           <w:u w:val="single"/>
         </w:rPr>
-        <w:hyperlink r:id="rId14" w:history="1">
+        <w:hyperlink r:id="rId11" w:history="1">
           <w:r>
             <w:rPr>
               <w:rStyle w:val="Hyperlink"/>
@@ -933,14 +933,7 @@
           <w:sz w:val="24"/>
           <w:u w:val="single"/>
         </w:rPr>
-        <w:hyperlink r:id="rId16" w:history="1">
-          <w:r>
-            <w:rPr>
-              <w:rStyle w:val="Hyperlink"/>
-            </w:rPr>
-            <w:t>Justu</w:t>
-          </w:r>
-        </w:hyperlink>
+        <w:t>Justu</w:t>
       </w:r>
       <w:r>
         <w:rPr>
@@ -1051,14 +1044,7 @@
           <w:color w:val="000000"/>
           <w:sz w:val="24"/>
         </w:rPr>
-        <w:hyperlink r:id="rId14" w:history="1">
-          <w:r>
-            <w:rPr>
-              <w:rStyle w:val="Hyperlink"/>
-            </w:rPr>
-            <w:t xml:space="preserve"> * </w:t>
-          </w:r>
-        </w:hyperlink>
+        <w:t xml:space="preserve"> * </w:t>
       </w:r>
       <w:r>
         <w:rPr>
@@ -1087,7 +1073,7 @@
           <w:sz w:val="24"/>
           <w:u w:val="single"/>
         </w:rPr>
-        <w:hyperlink r:id="rId17" w:history="1">
+        <w:hyperlink r:id="rId16" w:history="1">
           <w:r>
             <w:rPr>
               <w:rStyle w:val="Hyperlink"/>
@@ -1115,7 +1101,7 @@
           <w:sz w:val="24"/>
           <w:u w:val="single"/>
         </w:rPr>
-        <w:hyperlink r:id="rId18" w:history="1">
+        <w:hyperlink r:id="rId17" w:history="1">
           <w:r>
             <w:rPr>
               <w:rStyle w:val="Hyperlink"/>
@@ -1144,7 +1130,7 @@
           <w:sz w:val="24"/>
           <w:u w:val="single"/>
         </w:rPr>
-        <w:hyperlink r:id="rId18" w:history="1">
+        <w:hyperlink r:id="rId17" w:history="1">
           <w:r>
             <w:rPr>
               <w:rStyle w:val="Hyperlink"/>
@@ -1666,7 +1652,7 @@
           <w:sz w:val="24"/>
           <w:u w:val="single"/>
         </w:rPr>
-        <w:hyperlink r:id="rId19" w:history="1">
+        <w:hyperlink r:id="rId18" w:history="1">
           <w:r>
             <w:rPr>
               <w:rStyle w:val="Hyperlink"/>
@@ -1684,7 +1670,7 @@
           <w:sz w:val="24"/>
           <w:u w:val="single"/>
         </w:rPr>
-        <w:hyperlink r:id="rId19" w:history="1">
+        <w:hyperlink r:id="rId18" w:history="1">
           <w:r>
             <w:rPr>
               <w:rStyle w:val="Hyperlink"/>
@@ -1702,7 +1688,7 @@
           <w:sz w:val="24"/>
           <w:u w:val="single"/>
         </w:rPr>
-        <w:hyperlink r:id="rId19" w:history="1">
+        <w:hyperlink r:id="rId18" w:history="1">
           <w:r>
             <w:rPr>
               <w:rStyle w:val="Hyperlink"/>

--- a/EXPORTS/DOCX/review/niveau2/Dutch/Guyana.docx
+++ b/EXPORTS/DOCX/review/niveau2/Dutch/Guyana.docx
@@ -579,7 +579,7 @@
           <w:sz w:val="24"/>
           <w:u w:val="single"/>
         </w:rPr>
-        <w:hyperlink r:id="rId11" w:history="1">
+        <w:hyperlink r:id="rId14" w:history="1">
           <w:r>
             <w:rPr>
               <w:rStyle w:val="Hyperlink"/>
@@ -637,7 +637,7 @@
           <w:sz w:val="24"/>
           <w:u w:val="single"/>
         </w:rPr>
-        <w:hyperlink r:id="rId14" w:history="1">
+        <w:hyperlink r:id="rId11" w:history="1">
           <w:r>
             <w:rPr>
               <w:rStyle w:val="Hyperlink"/>
@@ -666,7 +666,7 @@
           <w:sz w:val="24"/>
           <w:u w:val="single"/>
         </w:rPr>
-        <w:hyperlink r:id="rId14" w:history="1">
+        <w:hyperlink r:id="rId11" w:history="1">
           <w:r>
             <w:rPr>
               <w:rStyle w:val="Hyperlink"/>
@@ -922,18 +922,24 @@
           <w:color w:val="000000"/>
           <w:sz w:val="24"/>
         </w:rPr>
-        <w:t xml:space="preserve"> van </w:t>
+        <w:t xml:space="preserve"> va</w:t>
       </w:r>
       <w:r>
         <w:rPr>
           <w:rFonts w:ascii="Charis SIL Regular" w:hAnsi="Charis SIL Regular" w:eastAsia="Charis SIL Regular"/>
           <w:b w:val="0"/>
           <w:i w:val="0"/>
-          <w:color w:val="0000FF"/>
+          <w:color w:val="000000"/>
           <w:sz w:val="24"/>
-          <w:u w:val="single"/>
         </w:rPr>
-        <w:t>Justu</w:t>
+        <w:hyperlink r:id="rId14" w:history="1">
+          <w:r>
+            <w:rPr>
+              <w:rStyle w:val="Hyperlink"/>
+            </w:rPr>
+            <w:t xml:space="preserve">n </w:t>
+          </w:r>
+        </w:hyperlink>
       </w:r>
       <w:r>
         <w:rPr>
@@ -945,6 +951,24 @@
           <w:u w:val="single"/>
         </w:rPr>
         <w:hyperlink r:id="rId14" w:history="1">
+          <w:r>
+            <w:rPr>
+              <w:rStyle w:val="Hyperlink"/>
+            </w:rPr>
+            <w:t>Justu</w:t>
+          </w:r>
+        </w:hyperlink>
+      </w:r>
+      <w:r>
+        <w:rPr>
+          <w:rFonts w:ascii="Charis SIL Regular" w:hAnsi="Charis SIL Regular" w:eastAsia="Charis SIL Regular"/>
+          <w:b w:val="0"/>
+          <w:i w:val="0"/>
+          <w:color w:val="0000FF"/>
+          <w:sz w:val="24"/>
+          <w:u w:val="single"/>
+        </w:rPr>
+        <w:hyperlink r:id="rId16" w:history="1">
           <w:r>
             <w:rPr>
               <w:rStyle w:val="Hyperlink"/>
@@ -1009,7 +1033,7 @@
           <w:sz w:val="24"/>
           <w:u w:val="single"/>
         </w:rPr>
-        <w:hyperlink r:id="rId14" w:history="1">
+        <w:hyperlink r:id="rId16" w:history="1">
           <w:r>
             <w:rPr>
               <w:rStyle w:val="Hyperlink"/>
@@ -1027,7 +1051,7 @@
           <w:sz w:val="24"/>
           <w:u w:val="single"/>
         </w:rPr>
-        <w:hyperlink r:id="rId14" w:history="1">
+        <w:hyperlink r:id="rId16" w:history="1">
           <w:r>
             <w:rPr>
               <w:rStyle w:val="Hyperlink"/>
@@ -1055,7 +1079,7 @@
           <w:sz w:val="24"/>
           <w:u w:val="single"/>
         </w:rPr>
-        <w:hyperlink r:id="rId14" w:history="1">
+        <w:hyperlink r:id="rId17" w:history="1">
           <w:r>
             <w:rPr>
               <w:rStyle w:val="Hyperlink"/>
@@ -1073,7 +1097,7 @@
           <w:sz w:val="24"/>
           <w:u w:val="single"/>
         </w:rPr>
-        <w:hyperlink r:id="rId16" w:history="1">
+        <w:hyperlink r:id="rId17" w:history="1">
           <w:r>
             <w:rPr>
               <w:rStyle w:val="Hyperlink"/>
@@ -1101,7 +1125,7 @@
           <w:sz w:val="24"/>
           <w:u w:val="single"/>
         </w:rPr>
-        <w:hyperlink r:id="rId17" w:history="1">
+        <w:hyperlink r:id="rId18" w:history="1">
           <w:r>
             <w:rPr>
               <w:rStyle w:val="Hyperlink"/>
@@ -1130,7 +1154,7 @@
           <w:sz w:val="24"/>
           <w:u w:val="single"/>
         </w:rPr>
-        <w:hyperlink r:id="rId17" w:history="1">
+        <w:hyperlink r:id="rId18" w:history="1">
           <w:r>
             <w:rPr>
               <w:rStyle w:val="Hyperlink"/>
@@ -1165,27 +1189,7 @@
         <w:autoSpaceDN w:val="0"/>
         <w:autoSpaceDE w:val="0"/>
         <w:widowControl/>
-        <w:spacing w:line="354" w:lineRule="exact" w:before="210" w:after="0"/>
-        <w:ind w:left="0" w:right="0" w:firstLine="0"/>
-        <w:jc w:val="left"/>
-      </w:pPr>
-      <w:r>
-        <w:rPr>
-          <w:rFonts w:ascii="Charis SIL Regular" w:hAnsi="Charis SIL Regular" w:eastAsia="Charis SIL Regular"/>
-          <w:b w:val="0"/>
-          <w:i w:val="0"/>
-          <w:color w:val="000000"/>
-          <w:sz w:val="24"/>
-        </w:rPr>
-        <w:t>Test.</w:t>
-      </w:r>
-    </w:p>
-    <w:p>
-      <w:pPr>
-        <w:autoSpaceDN w:val="0"/>
-        <w:autoSpaceDE w:val="0"/>
-        <w:widowControl/>
-        <w:spacing w:line="420" w:lineRule="exact" w:before="204" w:after="0"/>
+        <w:spacing w:line="420" w:lineRule="exact" w:before="198" w:after="0"/>
         <w:ind w:left="0" w:right="0" w:firstLine="0"/>
         <w:jc w:val="left"/>
       </w:pPr>
@@ -1205,7 +1209,7 @@
         <w:autoSpaceDN w:val="0"/>
         <w:autoSpaceDE w:val="0"/>
         <w:widowControl/>
-        <w:spacing w:line="540" w:lineRule="exact" w:before="190" w:after="0"/>
+        <w:spacing w:line="540" w:lineRule="exact" w:before="192" w:after="0"/>
         <w:ind w:left="0" w:right="0" w:firstLine="0"/>
         <w:jc w:val="left"/>
       </w:pPr>
@@ -1500,7 +1504,7 @@
         <w:autoSpaceDN w:val="0"/>
         <w:autoSpaceDE w:val="0"/>
         <w:widowControl/>
-        <w:spacing w:line="540" w:lineRule="exact" w:before="198" w:after="0"/>
+        <w:spacing w:line="538" w:lineRule="exact" w:before="198" w:after="0"/>
         <w:ind w:left="0" w:right="0" w:firstLine="0"/>
         <w:jc w:val="left"/>
       </w:pPr>
@@ -1520,7 +1524,7 @@
         <w:autoSpaceDN w:val="0"/>
         <w:autoSpaceDE w:val="0"/>
         <w:widowControl/>
-        <w:spacing w:line="538" w:lineRule="exact" w:before="192" w:after="0"/>
+        <w:spacing w:line="540" w:lineRule="exact" w:before="192" w:after="0"/>
         <w:ind w:left="0" w:right="0" w:firstLine="0"/>
         <w:jc w:val="left"/>
       </w:pPr>
@@ -1540,7 +1544,7 @@
         <w:autoSpaceDN w:val="0"/>
         <w:autoSpaceDE w:val="0"/>
         <w:widowControl/>
-        <w:spacing w:line="354" w:lineRule="exact" w:before="228" w:after="0"/>
+        <w:spacing w:line="352" w:lineRule="exact" w:before="228" w:after="0"/>
         <w:ind w:left="0" w:right="0" w:firstLine="0"/>
         <w:jc w:val="left"/>
       </w:pPr>
@@ -1617,30 +1621,11 @@
     </w:p>
     <w:p>
       <w:pPr>
-        <w:sectPr>
-          <w:pgSz w:w="11900" w:h="16840"/>
-          <w:pgMar w:top="448" w:right="1316" w:bottom="412" w:left="960" w:header="720" w:footer="720" w:gutter="0"/>
-          <w:cols/>
-          <w:docGrid w:linePitch="360"/>
-        </w:sectPr>
-      </w:pPr>
-    </w:p>
-    <w:p>
-      <w:pPr>
         <w:autoSpaceDN w:val="0"/>
         <w:autoSpaceDE w:val="0"/>
         <w:widowControl/>
-        <w:spacing w:line="220" w:lineRule="exact" w:before="0" w:after="104"/>
-        <w:ind w:left="0" w:right="0"/>
-      </w:pPr>
-    </w:p>
-    <w:p>
-      <w:pPr>
-        <w:autoSpaceDN w:val="0"/>
-        <w:autoSpaceDE w:val="0"/>
-        <w:widowControl/>
-        <w:spacing w:line="550" w:lineRule="exact" w:before="0" w:after="0"/>
-        <w:ind w:left="0" w:right="1008" w:firstLine="800"/>
+        <w:spacing w:line="352" w:lineRule="exact" w:before="176" w:after="0"/>
+        <w:ind w:left="800" w:right="0" w:firstLine="0"/>
         <w:jc w:val="left"/>
       </w:pPr>
       <w:r>
@@ -1652,7 +1637,7 @@
           <w:sz w:val="24"/>
           <w:u w:val="single"/>
         </w:rPr>
-        <w:hyperlink r:id="rId18" w:history="1">
+        <w:hyperlink r:id="rId19" w:history="1">
           <w:r>
             <w:rPr>
               <w:rStyle w:val="Hyperlink"/>
@@ -1670,7 +1655,7 @@
           <w:sz w:val="24"/>
           <w:u w:val="single"/>
         </w:rPr>
-        <w:hyperlink r:id="rId18" w:history="1">
+        <w:hyperlink r:id="rId19" w:history="1">
           <w:r>
             <w:rPr>
               <w:rStyle w:val="Hyperlink"/>
@@ -1688,18 +1673,44 @@
           <w:sz w:val="24"/>
           <w:u w:val="single"/>
         </w:rPr>
-        <w:hyperlink r:id="rId18" w:history="1">
+        <w:hyperlink r:id="rId19" w:history="1">
           <w:r>
             <w:rPr>
               <w:rStyle w:val="Hyperlink"/>
             </w:rPr>
-            <w:t xml:space="preserve">handle/20.500.12932/30465 </w:t>
+            <w:t>handle/20.500.12932/30465</w:t>
           </w:r>
         </w:hyperlink>
       </w:r>
-      <w:r>
-        <w:br/>
-      </w:r>
+    </w:p>
+    <w:p>
+      <w:pPr>
+        <w:sectPr>
+          <w:pgSz w:w="11900" w:h="16840"/>
+          <w:pgMar w:top="448" w:right="1316" w:bottom="432" w:left="960" w:header="720" w:footer="720" w:gutter="0"/>
+          <w:cols/>
+          <w:docGrid w:linePitch="360"/>
+        </w:sectPr>
+      </w:pPr>
+    </w:p>
+    <w:p>
+      <w:pPr>
+        <w:autoSpaceDN w:val="0"/>
+        <w:autoSpaceDE w:val="0"/>
+        <w:widowControl/>
+        <w:spacing w:line="220" w:lineRule="exact" w:before="0" w:after="140"/>
+        <w:ind w:left="0" w:right="0"/>
+      </w:pPr>
+    </w:p>
+    <w:p>
+      <w:pPr>
+        <w:autoSpaceDN w:val="0"/>
+        <w:autoSpaceDE w:val="0"/>
+        <w:widowControl/>
+        <w:spacing w:line="466" w:lineRule="exact" w:before="282" w:after="0"/>
+        <w:ind w:left="0" w:right="1008" w:firstLine="0"/>
+        <w:jc w:val="left"/>
+      </w:pPr>
       <w:r>
         <w:rPr>
           <w:rFonts w:ascii="Charis SIL Bold" w:hAnsi="Charis SIL Bold" w:eastAsia="Charis SIL Bold"/>
@@ -1749,7 +1760,7 @@
     </w:p>
     <w:sectPr>
       <w:pgSz w:w="11900" w:h="16840"/>
-      <w:pgMar w:top="324" w:right="940" w:bottom="1440" w:left="960" w:header="720" w:footer="720" w:gutter="0"/>
+      <w:pgMar w:top="360" w:right="940" w:bottom="1440" w:left="960" w:header="720" w:footer="720" w:gutter="0"/>
       <w:cols/>
       <w:docGrid w:linePitch="360"/>
     </w:sectPr>

--- a/EXPORTS/DOCX/review/niveau2/Dutch/Guyana.docx
+++ b/EXPORTS/DOCX/review/niveau2/Dutch/Guyana.docx
@@ -474,7 +474,7 @@
           <w:sz w:val="24"/>
           <w:u w:val="single"/>
         </w:rPr>
-        <w:hyperlink r:id="rId14" w:history="1">
+        <w:hyperlink r:id="rId10" w:history="1">
           <w:r>
             <w:rPr>
               <w:rStyle w:val="Hyperlink"/>
@@ -559,16 +559,8 @@
           <w:i w:val="0"/>
           <w:color w:val="0000FF"/>
           <w:sz w:val="24"/>
-          <w:u w:val="single"/>
         </w:rPr>
-        <w:hyperlink r:id="rId14" w:history="1">
-          <w:r>
-            <w:rPr>
-              <w:rStyle w:val="Hyperlink"/>
-            </w:rPr>
-            <w:t>(2</w:t>
-          </w:r>
-        </w:hyperlink>
+        <w:t>(2</w:t>
       </w:r>
       <w:r>
         <w:rPr>
@@ -579,7 +571,7 @@
           <w:sz w:val="24"/>
           <w:u w:val="single"/>
         </w:rPr>
-        <w:hyperlink r:id="rId14" w:history="1">
+        <w:hyperlink r:id="rId11" w:history="1">
           <w:r>
             <w:rPr>
               <w:rStyle w:val="Hyperlink"/>
@@ -608,7 +600,7 @@
           <w:sz w:val="24"/>
           <w:u w:val="single"/>
         </w:rPr>
-        <w:hyperlink r:id="rId14" w:history="1">
+        <w:hyperlink r:id="rId11" w:history="1">
           <w:r>
             <w:rPr>
               <w:rStyle w:val="Hyperlink"/>
@@ -869,7 +861,7 @@
           <w:sz w:val="24"/>
           <w:u w:val="single"/>
         </w:rPr>
-        <w:hyperlink r:id="rId15" w:history="1">
+        <w:hyperlink r:id="rId14" w:history="1">
           <w:r>
             <w:rPr>
               <w:rStyle w:val="Hyperlink"/>
@@ -887,7 +879,7 @@
           <w:sz w:val="24"/>
           <w:u w:val="single"/>
         </w:rPr>
-        <w:hyperlink r:id="rId15" w:history="1">
+        <w:hyperlink r:id="rId14" w:history="1">
           <w:r>
             <w:rPr>
               <w:rStyle w:val="Hyperlink"/>
@@ -905,12 +897,30 @@
           <w:sz w:val="24"/>
           <w:u w:val="single"/>
         </w:rPr>
-        <w:hyperlink r:id="rId15" w:history="1">
+        <w:hyperlink r:id="rId14" w:history="1">
           <w:r>
             <w:rPr>
               <w:rStyle w:val="Hyperlink"/>
             </w:rPr>
             <w:t>n</w:t>
+          </w:r>
+        </w:hyperlink>
+      </w:r>
+      <w:r>
+        <w:rPr>
+          <w:u w:val="single" w:color="0000ff"/>
+          <w:rFonts w:ascii="Charis SIL Regular" w:hAnsi="Charis SIL Regular" w:eastAsia="Charis SIL Regular"/>
+          <w:b w:val="0"/>
+          <w:i w:val="0"/>
+          <w:color w:val="000000"/>
+          <w:sz w:val="24"/>
+        </w:rPr>
+        <w:hyperlink r:id="rId14" w:history="1">
+          <w:r>
+            <w:rPr>
+              <w:rStyle w:val="Hyperlink"/>
+            </w:rPr>
+            <w:t xml:space="preserve"> va</w:t>
           </w:r>
         </w:hyperlink>
       </w:r>
@@ -922,24 +932,7 @@
           <w:color w:val="000000"/>
           <w:sz w:val="24"/>
         </w:rPr>
-        <w:t xml:space="preserve"> va</w:t>
-      </w:r>
-      <w:r>
-        <w:rPr>
-          <w:rFonts w:ascii="Charis SIL Regular" w:hAnsi="Charis SIL Regular" w:eastAsia="Charis SIL Regular"/>
-          <w:b w:val="0"/>
-          <w:i w:val="0"/>
-          <w:color w:val="000000"/>
-          <w:sz w:val="24"/>
-        </w:rPr>
-        <w:hyperlink r:id="rId14" w:history="1">
-          <w:r>
-            <w:rPr>
-              <w:rStyle w:val="Hyperlink"/>
-            </w:rPr>
-            <w:t xml:space="preserve">n </w:t>
-          </w:r>
-        </w:hyperlink>
+        <w:t xml:space="preserve">n </w:t>
       </w:r>
       <w:r>
         <w:rPr>
@@ -968,7 +961,7 @@
           <w:sz w:val="24"/>
           <w:u w:val="single"/>
         </w:rPr>
-        <w:hyperlink r:id="rId16" w:history="1">
+        <w:hyperlink r:id="rId14" w:history="1">
           <w:r>
             <w:rPr>
               <w:rStyle w:val="Hyperlink"/>
@@ -997,7 +990,7 @@
           <w:sz w:val="24"/>
           <w:u w:val="single"/>
         </w:rPr>
-        <w:hyperlink r:id="rId14" w:history="1">
+        <w:hyperlink r:id="rId16" w:history="1">
           <w:r>
             <w:rPr>
               <w:rStyle w:val="Hyperlink"/>
@@ -1015,7 +1008,7 @@
           <w:sz w:val="24"/>
           <w:u w:val="single"/>
         </w:rPr>
-        <w:hyperlink r:id="rId14" w:history="1">
+        <w:hyperlink r:id="rId16" w:history="1">
           <w:r>
             <w:rPr>
               <w:rStyle w:val="Hyperlink"/>

--- a/EXPORTS/DOCX/review/niveau2/Dutch/Guyana.docx
+++ b/EXPORTS/DOCX/review/niveau2/Dutch/Guyana.docx
@@ -474,7 +474,7 @@
           <w:sz w:val="24"/>
           <w:u w:val="single"/>
         </w:rPr>
-        <w:hyperlink r:id="rId10" w:history="1">
+        <w:hyperlink r:id="rId14" w:history="1">
           <w:r>
             <w:rPr>
               <w:rStyle w:val="Hyperlink"/>
@@ -548,77 +548,8 @@
           <w:i w:val="0"/>
           <w:color w:val="0000FF"/>
           <w:sz w:val="24"/>
-          <w:u w:val="single"/>
         </w:rPr>
-        <w:t xml:space="preserve"> </w:t>
-      </w:r>
-      <w:r>
-        <w:rPr>
-          <w:rFonts w:ascii="Charis SIL Regular" w:hAnsi="Charis SIL Regular" w:eastAsia="Charis SIL Regular"/>
-          <w:b w:val="0"/>
-          <w:i w:val="0"/>
-          <w:color w:val="0000FF"/>
-          <w:sz w:val="24"/>
-        </w:rPr>
-        <w:t>(2</w:t>
-      </w:r>
-      <w:r>
-        <w:rPr>
-          <w:rFonts w:ascii="Charis SIL Regular" w:hAnsi="Charis SIL Regular" w:eastAsia="Charis SIL Regular"/>
-          <w:b w:val="0"/>
-          <w:i w:val="0"/>
-          <w:color w:val="0000FF"/>
-          <w:sz w:val="24"/>
-          <w:u w:val="single"/>
-        </w:rPr>
-        <w:hyperlink r:id="rId11" w:history="1">
-          <w:r>
-            <w:rPr>
-              <w:rStyle w:val="Hyperlink"/>
-            </w:rPr>
-            <w:t>019)</w:t>
-          </w:r>
-        </w:hyperlink>
-      </w:r>
-      <w:r>
-        <w:rPr>
-          <w:rFonts w:ascii="Charis SIL Regular" w:hAnsi="Charis SIL Regular" w:eastAsia="Charis SIL Regular"/>
-          <w:b w:val="0"/>
-          <w:i w:val="0"/>
-          <w:color w:val="0000FF"/>
-          <w:sz w:val="24"/>
-          <w:u w:val="single"/>
-        </w:rPr>
-        <w:t xml:space="preserve"> </w:t>
-      </w:r>
-      <w:r>
-        <w:rPr>
-          <w:rFonts w:ascii="Charis SIL Regular" w:hAnsi="Charis SIL Regular" w:eastAsia="Charis SIL Regular"/>
-          <w:b w:val="0"/>
-          <w:i w:val="0"/>
-          <w:color w:val="0000FF"/>
-          <w:sz w:val="24"/>
-          <w:u w:val="single"/>
-        </w:rPr>
-        <w:hyperlink r:id="rId11" w:history="1">
-          <w:r>
-            <w:rPr>
-              <w:rStyle w:val="Hyperlink"/>
-            </w:rPr>
-            <w:t>nr.</w:t>
-          </w:r>
-        </w:hyperlink>
-      </w:r>
-      <w:r>
-        <w:rPr>
-          <w:rFonts w:ascii="Charis SIL Regular" w:hAnsi="Charis SIL Regular" w:eastAsia="Charis SIL Regular"/>
-          <w:b w:val="0"/>
-          <w:i w:val="0"/>
-          <w:color w:val="0000FF"/>
-          <w:sz w:val="24"/>
-          <w:u w:val="single"/>
-        </w:rPr>
-        <w:t xml:space="preserve"> </w:t>
+        <w:t xml:space="preserve"> (2019) nr. </w:t>
       </w:r>
       <w:r>
         <w:rPr>
@@ -841,70 +772,8 @@
           <w:i w:val="0"/>
           <w:color w:val="0000FF"/>
           <w:sz w:val="24"/>
-          <w:u w:val="single"/>
         </w:rPr>
-        <w:hyperlink r:id="rId15" w:history="1">
-          <w:r>
-            <w:rPr>
-              <w:rStyle w:val="Hyperlink"/>
-            </w:rPr>
-            <w:t>Schenki</w:t>
-          </w:r>
-        </w:hyperlink>
-      </w:r>
-      <w:r>
-        <w:rPr>
-          <w:rFonts w:ascii="Charis SIL Regular" w:hAnsi="Charis SIL Regular" w:eastAsia="Charis SIL Regular"/>
-          <w:b w:val="0"/>
-          <w:i w:val="0"/>
-          <w:color w:val="0000FF"/>
-          <w:sz w:val="24"/>
-          <w:u w:val="single"/>
-        </w:rPr>
-        <w:hyperlink r:id="rId14" w:history="1">
-          <w:r>
-            <w:rPr>
-              <w:rStyle w:val="Hyperlink"/>
-            </w:rPr>
-            <w:t>n</w:t>
-          </w:r>
-        </w:hyperlink>
-      </w:r>
-      <w:r>
-        <w:rPr>
-          <w:rFonts w:ascii="Charis SIL Regular" w:hAnsi="Charis SIL Regular" w:eastAsia="Charis SIL Regular"/>
-          <w:b w:val="0"/>
-          <w:i w:val="0"/>
-          <w:color w:val="0000FF"/>
-          <w:sz w:val="24"/>
-          <w:u w:val="single"/>
-        </w:rPr>
-        <w:hyperlink r:id="rId14" w:history="1">
-          <w:r>
-            <w:rPr>
-              <w:rStyle w:val="Hyperlink"/>
-            </w:rPr>
-            <w:t>ge</w:t>
-          </w:r>
-        </w:hyperlink>
-      </w:r>
-      <w:r>
-        <w:rPr>
-          <w:rFonts w:ascii="Charis SIL Regular" w:hAnsi="Charis SIL Regular" w:eastAsia="Charis SIL Regular"/>
-          <w:b w:val="0"/>
-          <w:i w:val="0"/>
-          <w:color w:val="0000FF"/>
-          <w:sz w:val="24"/>
-          <w:u w:val="single"/>
-        </w:rPr>
-        <w:hyperlink r:id="rId14" w:history="1">
-          <w:r>
-            <w:rPr>
-              <w:rStyle w:val="Hyperlink"/>
-            </w:rPr>
-            <w:t>n</w:t>
-          </w:r>
-        </w:hyperlink>
+        <w:t>Schenkingen</w:t>
       </w:r>
       <w:r>
         <w:rPr>
@@ -932,7 +801,14 @@
           <w:color w:val="000000"/>
           <w:sz w:val="24"/>
         </w:rPr>
-        <w:t xml:space="preserve">n </w:t>
+        <w:hyperlink r:id="rId14" w:history="1">
+          <w:r>
+            <w:rPr>
+              <w:rStyle w:val="Hyperlink"/>
+            </w:rPr>
+            <w:t xml:space="preserve">n </w:t>
+          </w:r>
+        </w:hyperlink>
       </w:r>
       <w:r>
         <w:rPr>
@@ -990,7 +866,7 @@
           <w:sz w:val="24"/>
           <w:u w:val="single"/>
         </w:rPr>
-        <w:hyperlink r:id="rId16" w:history="1">
+        <w:hyperlink r:id="rId14" w:history="1">
           <w:r>
             <w:rPr>
               <w:rStyle w:val="Hyperlink"/>
@@ -1008,7 +884,7 @@
           <w:sz w:val="24"/>
           <w:u w:val="single"/>
         </w:rPr>
-        <w:hyperlink r:id="rId16" w:history="1">
+        <w:hyperlink r:id="rId14" w:history="1">
           <w:r>
             <w:rPr>
               <w:rStyle w:val="Hyperlink"/>
@@ -1026,7 +902,7 @@
           <w:sz w:val="24"/>
           <w:u w:val="single"/>
         </w:rPr>
-        <w:hyperlink r:id="rId16" w:history="1">
+        <w:hyperlink r:id="rId14" w:history="1">
           <w:r>
             <w:rPr>
               <w:rStyle w:val="Hyperlink"/>
@@ -1044,7 +920,7 @@
           <w:sz w:val="24"/>
           <w:u w:val="single"/>
         </w:rPr>
-        <w:hyperlink r:id="rId16" w:history="1">
+        <w:hyperlink r:id="rId14" w:history="1">
           <w:r>
             <w:rPr>
               <w:rStyle w:val="Hyperlink"/>
@@ -1072,7 +948,7 @@
           <w:sz w:val="24"/>
           <w:u w:val="single"/>
         </w:rPr>
-        <w:hyperlink r:id="rId17" w:history="1">
+        <w:hyperlink r:id="rId14" w:history="1">
           <w:r>
             <w:rPr>
               <w:rStyle w:val="Hyperlink"/>
@@ -1090,7 +966,7 @@
           <w:sz w:val="24"/>
           <w:u w:val="single"/>
         </w:rPr>
-        <w:hyperlink r:id="rId17" w:history="1">
+        <w:hyperlink r:id="rId15" w:history="1">
           <w:r>
             <w:rPr>
               <w:rStyle w:val="Hyperlink"/>
@@ -1118,7 +994,7 @@
           <w:sz w:val="24"/>
           <w:u w:val="single"/>
         </w:rPr>
-        <w:hyperlink r:id="rId18" w:history="1">
+        <w:hyperlink r:id="rId16" w:history="1">
           <w:r>
             <w:rPr>
               <w:rStyle w:val="Hyperlink"/>
@@ -1147,7 +1023,7 @@
           <w:sz w:val="24"/>
           <w:u w:val="single"/>
         </w:rPr>
-        <w:hyperlink r:id="rId18" w:history="1">
+        <w:hyperlink r:id="rId16" w:history="1">
           <w:r>
             <w:rPr>
               <w:rStyle w:val="Hyperlink"/>
@@ -1630,7 +1506,7 @@
           <w:sz w:val="24"/>
           <w:u w:val="single"/>
         </w:rPr>
-        <w:hyperlink r:id="rId19" w:history="1">
+        <w:hyperlink r:id="rId17" w:history="1">
           <w:r>
             <w:rPr>
               <w:rStyle w:val="Hyperlink"/>
@@ -1648,7 +1524,7 @@
           <w:sz w:val="24"/>
           <w:u w:val="single"/>
         </w:rPr>
-        <w:hyperlink r:id="rId19" w:history="1">
+        <w:hyperlink r:id="rId17" w:history="1">
           <w:r>
             <w:rPr>
               <w:rStyle w:val="Hyperlink"/>
@@ -1666,7 +1542,7 @@
           <w:sz w:val="24"/>
           <w:u w:val="single"/>
         </w:rPr>
-        <w:hyperlink r:id="rId19" w:history="1">
+        <w:hyperlink r:id="rId17" w:history="1">
           <w:r>
             <w:rPr>
               <w:rStyle w:val="Hyperlink"/>

--- a/EXPORTS/DOCX/review/niveau2/Dutch/Guyana.docx
+++ b/EXPORTS/DOCX/review/niveau2/Dutch/Guyana.docx
@@ -474,165 +474,7 @@
           <w:sz w:val="24"/>
           <w:u w:val="single"/>
         </w:rPr>
-        <w:hyperlink r:id="rId14" w:history="1">
-          <w:r>
-            <w:rPr>
-              <w:rStyle w:val="Hyperlink"/>
-            </w:rPr>
-            <w:t>Zeeland</w:t>
-          </w:r>
-        </w:hyperlink>
-      </w:r>
-      <w:r>
-        <w:rPr>
-          <w:rFonts w:ascii="Charis SIL Regular" w:hAnsi="Charis SIL Regular" w:eastAsia="Charis SIL Regular"/>
-          <w:b w:val="0"/>
-          <w:i w:val="0"/>
-          <w:color w:val="0000FF"/>
-          <w:sz w:val="24"/>
-          <w:u w:val="single"/>
-        </w:rPr>
-        <w:t xml:space="preserve"> </w:t>
-      </w:r>
-      <w:r>
-        <w:rPr>
-          <w:rFonts w:ascii="Charis SIL Regular" w:hAnsi="Charis SIL Regular" w:eastAsia="Charis SIL Regular"/>
-          <w:b w:val="0"/>
-          <w:i w:val="0"/>
-          <w:color w:val="0000FF"/>
-          <w:sz w:val="24"/>
-          <w:u w:val="single"/>
-        </w:rPr>
-        <w:hyperlink r:id="rId14" w:history="1">
-          <w:r>
-            <w:rPr>
-              <w:rStyle w:val="Hyperlink"/>
-            </w:rPr>
-            <w:t>jrg.</w:t>
-          </w:r>
-        </w:hyperlink>
-      </w:r>
-      <w:r>
-        <w:rPr>
-          <w:rFonts w:ascii="Charis SIL Regular" w:hAnsi="Charis SIL Regular" w:eastAsia="Charis SIL Regular"/>
-          <w:b w:val="0"/>
-          <w:i w:val="0"/>
-          <w:color w:val="0000FF"/>
-          <w:sz w:val="24"/>
-          <w:u w:val="single"/>
-        </w:rPr>
-        <w:t xml:space="preserve"> </w:t>
-      </w:r>
-      <w:r>
-        <w:rPr>
-          <w:rFonts w:ascii="Charis SIL Regular" w:hAnsi="Charis SIL Regular" w:eastAsia="Charis SIL Regular"/>
-          <w:b w:val="0"/>
-          <w:i w:val="0"/>
-          <w:color w:val="0000FF"/>
-          <w:sz w:val="24"/>
-          <w:u w:val="single"/>
-        </w:rPr>
-        <w:hyperlink r:id="rId14" w:history="1">
-          <w:r>
-            <w:rPr>
-              <w:rStyle w:val="Hyperlink"/>
-            </w:rPr>
-            <w:t>28</w:t>
-          </w:r>
-        </w:hyperlink>
-      </w:r>
-      <w:r>
-        <w:rPr>
-          <w:rFonts w:ascii="Charis SIL Regular" w:hAnsi="Charis SIL Regular" w:eastAsia="Charis SIL Regular"/>
-          <w:b w:val="0"/>
-          <w:i w:val="0"/>
-          <w:color w:val="0000FF"/>
-          <w:sz w:val="24"/>
-        </w:rPr>
-        <w:t xml:space="preserve"> (2019) nr. </w:t>
-      </w:r>
-      <w:r>
-        <w:rPr>
-          <w:rFonts w:ascii="Charis SIL Regular" w:hAnsi="Charis SIL Regular" w:eastAsia="Charis SIL Regular"/>
-          <w:b w:val="0"/>
-          <w:i w:val="0"/>
-          <w:color w:val="0000FF"/>
-          <w:sz w:val="24"/>
-          <w:u w:val="single"/>
-        </w:rPr>
-        <w:hyperlink r:id="rId11" w:history="1">
-          <w:r>
-            <w:rPr>
-              <w:rStyle w:val="Hyperlink"/>
-            </w:rPr>
-            <w:t>4,</w:t>
-          </w:r>
-        </w:hyperlink>
-      </w:r>
-      <w:r>
-        <w:rPr>
-          <w:rFonts w:ascii="Charis SIL Regular" w:hAnsi="Charis SIL Regular" w:eastAsia="Charis SIL Regular"/>
-          <w:b w:val="0"/>
-          <w:i w:val="0"/>
-          <w:color w:val="0000FF"/>
-          <w:sz w:val="24"/>
-          <w:u w:val="single"/>
-        </w:rPr>
-        <w:t xml:space="preserve"> </w:t>
-      </w:r>
-      <w:r>
-        <w:rPr>
-          <w:rFonts w:ascii="Charis SIL Regular" w:hAnsi="Charis SIL Regular" w:eastAsia="Charis SIL Regular"/>
-          <w:b w:val="0"/>
-          <w:i w:val="0"/>
-          <w:color w:val="0000FF"/>
-          <w:sz w:val="24"/>
-          <w:u w:val="single"/>
-        </w:rPr>
-        <w:hyperlink r:id="rId11" w:history="1">
-          <w:r>
-            <w:rPr>
-              <w:rStyle w:val="Hyperlink"/>
-            </w:rPr>
-            <w:t>1</w:t>
-          </w:r>
-        </w:hyperlink>
-      </w:r>
-      <w:r>
-        <w:rPr>
-          <w:rFonts w:ascii="Charis SIL Regular" w:hAnsi="Charis SIL Regular" w:eastAsia="Charis SIL Regular"/>
-          <w:b w:val="0"/>
-          <w:i w:val="0"/>
-          <w:color w:val="0000FF"/>
-          <w:sz w:val="24"/>
-          <w:u w:val="single"/>
-        </w:rPr>
-        <w:hyperlink r:id="rId11" w:history="1">
-          <w:r>
-            <w:rPr>
-              <w:rStyle w:val="Hyperlink"/>
-            </w:rPr>
-            <w:t>3</w:t>
-          </w:r>
-        </w:hyperlink>
-      </w:r>
-      <w:r>
-        <w:rPr>
-          <w:rFonts w:ascii="Charis SIL Regular" w:hAnsi="Charis SIL Regular" w:eastAsia="Charis SIL Regular"/>
-          <w:b w:val="0"/>
-          <w:i w:val="0"/>
-          <w:color w:val="0000FF"/>
-          <w:sz w:val="24"/>
-          <w:u w:val="single"/>
-        </w:rPr>
-        <w:hyperlink r:id="rId11" w:history="1">
-          <w:r>
-            <w:rPr>
-              <w:rStyle w:val="Hyperlink"/>
-            </w:rPr>
-            <w:t>9-1</w:t>
-          </w:r>
-        </w:hyperlink>
+        <w:t>Zeeland jrg. 28 (2019) nr. 4, 139-1</w:t>
       </w:r>
       <w:r>
         <w:rPr>
@@ -772,8 +614,70 @@
           <w:i w:val="0"/>
           <w:color w:val="0000FF"/>
           <w:sz w:val="24"/>
+          <w:u w:val="single"/>
         </w:rPr>
-        <w:t>Schenkingen</w:t>
+        <w:hyperlink r:id="rId14" w:history="1">
+          <w:r>
+            <w:rPr>
+              <w:rStyle w:val="Hyperlink"/>
+            </w:rPr>
+            <w:t>Schenki</w:t>
+          </w:r>
+        </w:hyperlink>
+      </w:r>
+      <w:r>
+        <w:rPr>
+          <w:rFonts w:ascii="Charis SIL Regular" w:hAnsi="Charis SIL Regular" w:eastAsia="Charis SIL Regular"/>
+          <w:b w:val="0"/>
+          <w:i w:val="0"/>
+          <w:color w:val="0000FF"/>
+          <w:sz w:val="24"/>
+          <w:u w:val="single"/>
+        </w:rPr>
+        <w:hyperlink r:id="rId14" w:history="1">
+          <w:r>
+            <w:rPr>
+              <w:rStyle w:val="Hyperlink"/>
+            </w:rPr>
+            <w:t>n</w:t>
+          </w:r>
+        </w:hyperlink>
+      </w:r>
+      <w:r>
+        <w:rPr>
+          <w:rFonts w:ascii="Charis SIL Regular" w:hAnsi="Charis SIL Regular" w:eastAsia="Charis SIL Regular"/>
+          <w:b w:val="0"/>
+          <w:i w:val="0"/>
+          <w:color w:val="0000FF"/>
+          <w:sz w:val="24"/>
+          <w:u w:val="single"/>
+        </w:rPr>
+        <w:hyperlink r:id="rId14" w:history="1">
+          <w:r>
+            <w:rPr>
+              <w:rStyle w:val="Hyperlink"/>
+            </w:rPr>
+            <w:t>ge</w:t>
+          </w:r>
+        </w:hyperlink>
+      </w:r>
+      <w:r>
+        <w:rPr>
+          <w:rFonts w:ascii="Charis SIL Regular" w:hAnsi="Charis SIL Regular" w:eastAsia="Charis SIL Regular"/>
+          <w:b w:val="0"/>
+          <w:i w:val="0"/>
+          <w:color w:val="0000FF"/>
+          <w:sz w:val="24"/>
+          <w:u w:val="single"/>
+        </w:rPr>
+        <w:hyperlink r:id="rId14" w:history="1">
+          <w:r>
+            <w:rPr>
+              <w:rStyle w:val="Hyperlink"/>
+            </w:rPr>
+            <w:t>n</w:t>
+          </w:r>
+        </w:hyperlink>
       </w:r>
       <w:r>
         <w:rPr>
@@ -784,24 +688,18 @@
           <w:color w:val="000000"/>
           <w:sz w:val="24"/>
         </w:rPr>
-        <w:hyperlink r:id="rId14" w:history="1">
-          <w:r>
-            <w:rPr>
-              <w:rStyle w:val="Hyperlink"/>
-            </w:rPr>
-            <w:t xml:space="preserve"> va</w:t>
-          </w:r>
-        </w:hyperlink>
+        <w:t xml:space="preserve"> va</w:t>
       </w:r>
       <w:r>
         <w:rPr>
+          <w:u w:val="single" w:color="0000ff"/>
           <w:rFonts w:ascii="Charis SIL Regular" w:hAnsi="Charis SIL Regular" w:eastAsia="Charis SIL Regular"/>
           <w:b w:val="0"/>
           <w:i w:val="0"/>
           <w:color w:val="000000"/>
           <w:sz w:val="24"/>
         </w:rPr>
-        <w:hyperlink r:id="rId14" w:history="1">
+        <w:hyperlink r:id="rId15" w:history="1">
           <w:r>
             <w:rPr>
               <w:rStyle w:val="Hyperlink"/>
@@ -819,7 +717,7 @@
           <w:sz w:val="24"/>
           <w:u w:val="single"/>
         </w:rPr>
-        <w:hyperlink r:id="rId14" w:history="1">
+        <w:hyperlink r:id="rId16" w:history="1">
           <w:r>
             <w:rPr>
               <w:rStyle w:val="Hyperlink"/>
@@ -837,7 +735,7 @@
           <w:sz w:val="24"/>
           <w:u w:val="single"/>
         </w:rPr>
-        <w:hyperlink r:id="rId14" w:history="1">
+        <w:hyperlink r:id="rId16" w:history="1">
           <w:r>
             <w:rPr>
               <w:rStyle w:val="Hyperlink"/>
@@ -866,7 +764,7 @@
           <w:sz w:val="24"/>
           <w:u w:val="single"/>
         </w:rPr>
-        <w:hyperlink r:id="rId14" w:history="1">
+        <w:hyperlink r:id="rId15" w:history="1">
           <w:r>
             <w:rPr>
               <w:rStyle w:val="Hyperlink"/>
@@ -884,7 +782,7 @@
           <w:sz w:val="24"/>
           <w:u w:val="single"/>
         </w:rPr>
-        <w:hyperlink r:id="rId14" w:history="1">
+        <w:hyperlink r:id="rId15" w:history="1">
           <w:r>
             <w:rPr>
               <w:rStyle w:val="Hyperlink"/>
@@ -902,7 +800,7 @@
           <w:sz w:val="24"/>
           <w:u w:val="single"/>
         </w:rPr>
-        <w:hyperlink r:id="rId14" w:history="1">
+        <w:hyperlink r:id="rId15" w:history="1">
           <w:r>
             <w:rPr>
               <w:rStyle w:val="Hyperlink"/>
@@ -920,7 +818,7 @@
           <w:sz w:val="24"/>
           <w:u w:val="single"/>
         </w:rPr>
-        <w:hyperlink r:id="rId14" w:history="1">
+        <w:hyperlink r:id="rId15" w:history="1">
           <w:r>
             <w:rPr>
               <w:rStyle w:val="Hyperlink"/>
@@ -948,7 +846,7 @@
           <w:sz w:val="24"/>
           <w:u w:val="single"/>
         </w:rPr>
-        <w:hyperlink r:id="rId14" w:history="1">
+        <w:hyperlink r:id="rId15" w:history="1">
           <w:r>
             <w:rPr>
               <w:rStyle w:val="Hyperlink"/>
@@ -966,7 +864,7 @@
           <w:sz w:val="24"/>
           <w:u w:val="single"/>
         </w:rPr>
-        <w:hyperlink r:id="rId15" w:history="1">
+        <w:hyperlink r:id="rId17" w:history="1">
           <w:r>
             <w:rPr>
               <w:rStyle w:val="Hyperlink"/>
@@ -994,7 +892,7 @@
           <w:sz w:val="24"/>
           <w:u w:val="single"/>
         </w:rPr>
-        <w:hyperlink r:id="rId16" w:history="1">
+        <w:hyperlink r:id="rId18" w:history="1">
           <w:r>
             <w:rPr>
               <w:rStyle w:val="Hyperlink"/>
@@ -1023,7 +921,7 @@
           <w:sz w:val="24"/>
           <w:u w:val="single"/>
         </w:rPr>
-        <w:hyperlink r:id="rId16" w:history="1">
+        <w:hyperlink r:id="rId18" w:history="1">
           <w:r>
             <w:rPr>
               <w:rStyle w:val="Hyperlink"/>
@@ -1506,7 +1404,7 @@
           <w:sz w:val="24"/>
           <w:u w:val="single"/>
         </w:rPr>
-        <w:hyperlink r:id="rId17" w:history="1">
+        <w:hyperlink r:id="rId19" w:history="1">
           <w:r>
             <w:rPr>
               <w:rStyle w:val="Hyperlink"/>
@@ -1524,7 +1422,7 @@
           <w:sz w:val="24"/>
           <w:u w:val="single"/>
         </w:rPr>
-        <w:hyperlink r:id="rId17" w:history="1">
+        <w:hyperlink r:id="rId19" w:history="1">
           <w:r>
             <w:rPr>
               <w:rStyle w:val="Hyperlink"/>
@@ -1542,7 +1440,7 @@
           <w:sz w:val="24"/>
           <w:u w:val="single"/>
         </w:rPr>
-        <w:hyperlink r:id="rId17" w:history="1">
+        <w:hyperlink r:id="rId19" w:history="1">
           <w:r>
             <w:rPr>
               <w:rStyle w:val="Hyperlink"/>
